--- a/fuentes/CF_02_13510005.docx
+++ b/fuentes/CF_02_13510005.docx
@@ -4301,7 +4301,23 @@
           <w:color w:val="000000"/>
           <w:lang w:val="es-ES_tradnl" w:eastAsia="en-US"/>
         </w:rPr>
-        <w:t xml:space="preserve">El registro de lo que piensa sobre el contenido y como se relacionan las ideas secundarias con la idea principal. </w:t>
+        <w:t>El registro de lo que piensa sobre el contenido y c</w:t>
+      </w:r>
+      <w:r>
+        <w:rPr>
+          <w:rFonts w:ascii="Calibri" w:hAnsi="Calibri" w:cs="Calibri"/>
+          <w:color w:val="000000"/>
+          <w:lang w:val="es-ES_tradnl" w:eastAsia="en-US"/>
+        </w:rPr>
+        <w:t>ó</w:t>
+      </w:r>
+      <w:r>
+        <w:rPr>
+          <w:rFonts w:ascii="Calibri" w:hAnsi="Calibri" w:cs="Calibri"/>
+          <w:color w:val="000000"/>
+          <w:lang w:val="es-ES_tradnl" w:eastAsia="en-US"/>
+        </w:rPr>
+        <w:t xml:space="preserve">mo se relacionan las ideas secundarias con la idea principal. </w:t>
       </w:r>
     </w:p>
     <w:p>
@@ -5985,23 +6001,7 @@
           <w:color w:val="000000"/>
           <w:lang w:val="es-ES_tradnl" w:eastAsia="en-US"/>
         </w:rPr>
-        <w:t>Las técnicas de comprensión lectora</w:t>
-      </w:r>
-      <w:r>
-        <w:rPr>
-          <w:rFonts w:asciiTheme="majorHAnsi" w:hAnsiTheme="majorHAnsi" w:cstheme="majorHAnsi"/>
-          <w:color w:val="000000"/>
-          <w:lang w:val="es-ES_tradnl" w:eastAsia="en-US"/>
-        </w:rPr>
-        <w:t>,</w:t>
-      </w:r>
-      <w:r>
-        <w:rPr>
-          <w:rFonts w:asciiTheme="majorHAnsi" w:hAnsiTheme="majorHAnsi" w:cstheme="majorHAnsi"/>
-          <w:color w:val="000000"/>
-          <w:lang w:val="es-ES_tradnl" w:eastAsia="en-US"/>
-        </w:rPr>
-        <w:t xml:space="preserve"> permiten al lector interactuar de manera activa con el texto, identificar ideas principales y secundarias, reconocer la intención del autor, establecer relaciones lógicas y evaluar la información presentada. Estas técnicas varían según el tipo de texto, el propósito de la lectura y las características del lector, por lo que su aplicación consciente favorece una lectura más eficiente y significativa.</w:t>
+        <w:t>Las técnicas de comprensión lectora permiten al lector interactuar de manera activa con el texto, identificar ideas principales y secundarias, reconocer la intención del autor, establecer relaciones lógicas y evaluar la información presentada. Estas técnicas varían según el tipo de texto, el propósito de la lectura y las características del lector, por lo que su aplicación consciente favorece una lectura más eficiente y significativa.</w:t>
       </w:r>
     </w:p>
     <w:p>
@@ -6730,7 +6730,7 @@
           <w:color w:val="000000"/>
           <w:lang w:val="es-ES_tradnl" w:eastAsia="en-US"/>
         </w:rPr>
-        <w:t>La lectura oral o en voz alta, se practica cuando el texto se articula de manera sonora para que pueda ser escuchado por otras personas. Aunque en la actualidad su uso es menos frecuente, cumple una función social relevante en distintos contextos, como la lectura en familia o en grupos de amigos, la promoción del hábito lector, el acceso a la literatura para personas con discapacidad visual, el aprendizaje de un nuevo idioma o incluso el disfrute personal del texto</w:t>
+        <w:t>La lectura oral o en voz alta se practica cuando el texto se articula de manera sonora para que pueda ser escuchado por otras personas. Aunque en la actualidad su uso es menos frecuente, cumple una función social relevante en distintos contextos, como la lectura en familia o en grupos de amigos, la promoción del hábito lector, el acceso a la literatura para personas con discapacidad visual, el aprendizaje de un nuevo idioma o incluso el disfrute personal del texto</w:t>
       </w:r>
       <w:r>
         <w:rPr>
@@ -7697,7 +7697,7 @@
           <w:color w:val="000000"/>
           <w:lang w:val="es-ES_tradnl" w:eastAsia="en-US"/>
         </w:rPr>
-        <w:t xml:space="preserve"> temas de interés, hará que la lectura de distintos escritos especializados sea más fluida e interesante. </w:t>
+        <w:t xml:space="preserve"> temas de interés hará que la lectura de distintos escritos especializados sea más fluida e interesante. </w:t>
       </w:r>
     </w:p>
     <w:p>
@@ -9016,7 +9016,6 @@
         </w:rPr>
       </w:pPr>
       <w:commentRangeStart w:id="17"/>
-      <w:proofErr w:type="spellStart"/>
       <w:r>
         <w:rPr>
           <w:rFonts w:asciiTheme="majorHAnsi" w:hAnsiTheme="majorHAnsi" w:cstheme="majorHAnsi"/>
@@ -9026,7 +9025,6 @@
         </w:rPr>
         <w:t>Checklist</w:t>
       </w:r>
-      <w:proofErr w:type="spellEnd"/>
       <w:r>
         <w:rPr>
           <w:rFonts w:asciiTheme="majorHAnsi" w:hAnsiTheme="majorHAnsi" w:cstheme="majorHAnsi"/>
@@ -9192,55 +9190,7 @@
           <w:rFonts w:asciiTheme="majorHAnsi" w:hAnsiTheme="majorHAnsi" w:cstheme="majorHAnsi"/>
           <w:lang w:val="es-ES_tradnl"/>
         </w:rPr>
-        <w:t>[ ] ¿El dominio de la página web es confiable? (Prioriza .</w:t>
-      </w:r>
-      <w:proofErr w:type="spellStart"/>
-      <w:r>
-        <w:rPr>
-          <w:rFonts w:asciiTheme="majorHAnsi" w:hAnsiTheme="majorHAnsi" w:cstheme="majorHAnsi"/>
-          <w:lang w:val="es-ES_tradnl"/>
-        </w:rPr>
-        <w:t>edu</w:t>
-      </w:r>
-      <w:proofErr w:type="spellEnd"/>
-      <w:r>
-        <w:rPr>
-          <w:rFonts w:asciiTheme="majorHAnsi" w:hAnsiTheme="majorHAnsi" w:cstheme="majorHAnsi"/>
-          <w:lang w:val="es-ES_tradnl"/>
-        </w:rPr>
-        <w:t>, .</w:t>
-      </w:r>
-      <w:proofErr w:type="spellStart"/>
-      <w:r>
-        <w:rPr>
-          <w:rFonts w:asciiTheme="majorHAnsi" w:hAnsiTheme="majorHAnsi" w:cstheme="majorHAnsi"/>
-          <w:lang w:val="es-ES_tradnl"/>
-        </w:rPr>
-        <w:t>org</w:t>
-      </w:r>
-      <w:proofErr w:type="spellEnd"/>
-      <w:r>
-        <w:rPr>
-          <w:rFonts w:asciiTheme="majorHAnsi" w:hAnsiTheme="majorHAnsi" w:cstheme="majorHAnsi"/>
-          <w:lang w:val="es-ES_tradnl"/>
-        </w:rPr>
-        <w:t>, o .</w:t>
-      </w:r>
-      <w:proofErr w:type="spellStart"/>
-      <w:r>
-        <w:rPr>
-          <w:rFonts w:asciiTheme="majorHAnsi" w:hAnsiTheme="majorHAnsi" w:cstheme="majorHAnsi"/>
-          <w:lang w:val="es-ES_tradnl"/>
-        </w:rPr>
-        <w:t>gob</w:t>
-      </w:r>
-      <w:proofErr w:type="spellEnd"/>
-      <w:r>
-        <w:rPr>
-          <w:rFonts w:asciiTheme="majorHAnsi" w:hAnsiTheme="majorHAnsi" w:cstheme="majorHAnsi"/>
-          <w:lang w:val="es-ES_tradnl"/>
-        </w:rPr>
-        <w:t>).</w:t>
+        <w:t>[ ] ¿El dominio de la página web es confiable? (Prioriza .edu, .org, o .gob).</w:t>
       </w:r>
     </w:p>
     <w:p>
@@ -9490,7 +9440,21 @@
           <w:rFonts w:asciiTheme="majorHAnsi" w:hAnsiTheme="majorHAnsi" w:cstheme="majorHAnsi"/>
           <w:lang w:val="es-ES_tradnl"/>
         </w:rPr>
-        <w:t>¿A quién va dirigido el texto? (Si es para niños, probablemente te falte profundidad académica).</w:t>
+        <w:t xml:space="preserve">¿A quién va dirigido el texto? (Si es para niños, probablemente </w:t>
+      </w:r>
+      <w:r>
+        <w:rPr>
+          <w:rFonts w:asciiTheme="majorHAnsi" w:hAnsiTheme="majorHAnsi" w:cstheme="majorHAnsi"/>
+          <w:lang w:val="es-ES_tradnl"/>
+        </w:rPr>
+        <w:t>l</w:t>
+      </w:r>
+      <w:r>
+        <w:rPr>
+          <w:rFonts w:asciiTheme="majorHAnsi" w:hAnsiTheme="majorHAnsi" w:cstheme="majorHAnsi"/>
+          <w:lang w:val="es-ES_tradnl"/>
+        </w:rPr>
+        <w:t>e falte profundidad académica).</w:t>
       </w:r>
     </w:p>
     <w:p>
@@ -9636,7 +9600,6 @@
         </w:rPr>
       </w:pPr>
       <w:commentRangeStart w:id="18"/>
-      <w:proofErr w:type="spellStart"/>
       <w:r>
         <w:rPr>
           <w:rFonts w:asciiTheme="majorHAnsi" w:hAnsiTheme="majorHAnsi" w:cstheme="majorHAnsi"/>
@@ -9646,7 +9609,6 @@
         </w:rPr>
         <w:t>Checklist</w:t>
       </w:r>
-      <w:proofErr w:type="spellEnd"/>
       <w:r>
         <w:rPr>
           <w:rFonts w:asciiTheme="majorHAnsi" w:hAnsiTheme="majorHAnsi" w:cstheme="majorHAnsi"/>
@@ -10131,7 +10093,6 @@
         </w:rPr>
       </w:pPr>
       <w:commentRangeStart w:id="19"/>
-      <w:proofErr w:type="spellStart"/>
       <w:r>
         <w:rPr>
           <w:rFonts w:asciiTheme="majorHAnsi" w:hAnsiTheme="majorHAnsi" w:cstheme="majorHAnsi"/>
@@ -10141,7 +10102,6 @@
         </w:rPr>
         <w:t>Checklist</w:t>
       </w:r>
-      <w:proofErr w:type="spellEnd"/>
       <w:r>
         <w:rPr>
           <w:rFonts w:asciiTheme="majorHAnsi" w:hAnsiTheme="majorHAnsi" w:cstheme="majorHAnsi"/>
@@ -10329,6 +10289,7 @@
         </w:rPr>
       </w:pPr>
     </w:p>
+    <w:commentRangeStart w:id="20"/>
     <w:p>
       <w:pPr>
         <w:pStyle w:val="Normal0"/>
@@ -10338,7 +10299,6 @@
           <w:lang w:val="es-ES_tradnl"/>
         </w:rPr>
       </w:pPr>
-      <w:commentRangeStart w:id="20"/>
       <w:r>
         <w:rPr>
           <w:noProof/>
@@ -10500,6 +10460,7 @@
         </w:rPr>
       </w:pPr>
     </w:p>
+    <w:commentRangeStart w:id="21"/>
     <w:p>
       <w:pPr>
         <w:pStyle w:val="Normal0"/>
@@ -10509,7 +10470,6 @@
           <w:lang w:val="es-ES_tradnl"/>
         </w:rPr>
       </w:pPr>
-      <w:commentRangeStart w:id="21"/>
       <w:r>
         <w:rPr>
           <w:noProof/>
@@ -10570,7 +10530,7 @@
                                 <w:bCs/>
                                 <w:lang w:val="es-ES_tradnl"/>
                               </w:rPr>
-                              <w:t>Rúbrica de evaluación de trabajos de investigación</w:t>
+                              <w:t>Rúbrica de evaluación de trabajo de investigación</w:t>
                             </w:r>
                           </w:p>
                           <w:p>
@@ -10626,7 +10586,7 @@
                           <w:bCs/>
                           <w:lang w:val="es-ES_tradnl"/>
                         </w:rPr>
-                        <w:t>Rúbrica de evaluación de trabajos de investigación</w:t>
+                        <w:t>Rúbrica de evaluación de trabajo de investigación</w:t>
                       </w:r>
                     </w:p>
                     <w:p>
@@ -10671,6 +10631,7 @@
         </w:rPr>
       </w:pPr>
     </w:p>
+    <w:commentRangeStart w:id="22"/>
     <w:p>
       <w:pPr>
         <w:pStyle w:val="Normal0"/>
@@ -10680,7 +10641,6 @@
           <w:lang w:val="es-ES_tradnl"/>
         </w:rPr>
       </w:pPr>
-      <w:commentRangeStart w:id="22"/>
       <w:r>
         <w:rPr>
           <w:noProof/>
@@ -10870,6 +10830,7 @@
         </w:rPr>
       </w:pPr>
     </w:p>
+    <w:commentRangeStart w:id="23"/>
     <w:p>
       <w:pPr>
         <w:pStyle w:val="Normal0"/>
@@ -10879,7 +10840,6 @@
           <w:lang w:val="es-ES_tradnl"/>
         </w:rPr>
       </w:pPr>
-      <w:commentRangeStart w:id="23"/>
       <w:r>
         <w:rPr>
           <w:noProof/>
@@ -11178,6 +11138,7 @@
         <w:rPr>
           <w:rFonts w:asciiTheme="majorHAnsi" w:hAnsiTheme="majorHAnsi" w:cstheme="majorHAnsi"/>
           <w:b/>
+          <w:noProof/>
           <w:color w:val="000000"/>
           <w:lang w:val="es-ES_tradnl"/>
         </w:rPr>
@@ -12239,6 +12200,7 @@
         </w:rPr>
       </w:pPr>
     </w:p>
+    <w:commentRangeStart w:id="25"/>
     <w:p>
       <w:pPr>
         <w:pStyle w:val="Normal0"/>
@@ -12248,7 +12210,6 @@
           <w:lang w:val="es-ES_tradnl"/>
         </w:rPr>
       </w:pPr>
-      <w:commentRangeStart w:id="25"/>
       <w:r>
         <w:rPr>
           <w:noProof/>
@@ -12715,6 +12676,7 @@
       <w:r>
         <w:rPr>
           <w:rFonts w:asciiTheme="majorHAnsi" w:hAnsiTheme="majorHAnsi" w:cstheme="majorHAnsi"/>
+          <w:noProof/>
           <w:sz w:val="22"/>
           <w:szCs w:val="22"/>
           <w:lang w:val="es-ES_tradnl"/>
@@ -12862,7 +12824,7 @@
           <w:szCs w:val="22"/>
           <w:lang w:val="es-ES_tradnl"/>
         </w:rPr>
-        <w:t xml:space="preserve">, </w:t>
+        <w:t xml:space="preserve"> </w:t>
       </w:r>
       <w:r>
         <w:rPr>
@@ -13129,16 +13091,43 @@
           <w:szCs w:val="22"/>
           <w:lang w:val="es-ES_tradnl"/>
         </w:rPr>
-        <w:t xml:space="preserve">; </w:t>
-      </w:r>
-      <w:r>
-        <w:rPr>
-          <w:rFonts w:asciiTheme="majorHAnsi" w:hAnsiTheme="majorHAnsi" w:cstheme="majorHAnsi"/>
-          <w:sz w:val="22"/>
-          <w:szCs w:val="22"/>
-          <w:lang w:val="es-ES_tradnl"/>
-        </w:rPr>
-        <w:t xml:space="preserve">los poemas y las obras de teatro, las películas, las obras musicales, las obras de arte, tales como los dibujos, pinturas, fotografías y esculturas y los diseños arquitectónicos. </w:t>
+        <w:t>,</w:t>
+      </w:r>
+      <w:r>
+        <w:rPr>
+          <w:rFonts w:asciiTheme="majorHAnsi" w:hAnsiTheme="majorHAnsi" w:cstheme="majorHAnsi"/>
+          <w:sz w:val="22"/>
+          <w:szCs w:val="22"/>
+          <w:lang w:val="es-ES_tradnl"/>
+        </w:rPr>
+        <w:t xml:space="preserve"> </w:t>
+      </w:r>
+      <w:r>
+        <w:rPr>
+          <w:rFonts w:asciiTheme="majorHAnsi" w:hAnsiTheme="majorHAnsi" w:cstheme="majorHAnsi"/>
+          <w:sz w:val="22"/>
+          <w:szCs w:val="22"/>
+          <w:lang w:val="es-ES_tradnl"/>
+        </w:rPr>
+        <w:t>los poemas y las obras de teatro, las películas, las obras musicales, las obras de arte, tales como los dibujos, pinturas, fotografías y esculturas</w:t>
+      </w:r>
+      <w:r>
+        <w:rPr>
+          <w:rFonts w:asciiTheme="majorHAnsi" w:hAnsiTheme="majorHAnsi" w:cstheme="majorHAnsi"/>
+          <w:sz w:val="22"/>
+          <w:szCs w:val="22"/>
+          <w:lang w:val="es-ES_tradnl"/>
+        </w:rPr>
+        <w:t>,</w:t>
+      </w:r>
+      <w:r>
+        <w:rPr>
+          <w:rFonts w:asciiTheme="majorHAnsi" w:hAnsiTheme="majorHAnsi" w:cstheme="majorHAnsi"/>
+          <w:sz w:val="22"/>
+          <w:szCs w:val="22"/>
+          <w:lang w:val="es-ES_tradnl"/>
+        </w:rPr>
+        <w:t xml:space="preserve"> y los diseños arquitectónicos. </w:t>
       </w:r>
     </w:p>
     <w:p>
@@ -13889,7 +13878,18 @@
           <w:szCs w:val="22"/>
           <w:lang w:val="es-ES_tradnl"/>
         </w:rPr>
-        <w:t xml:space="preserve">Excepciones y limitaciones al derecho de autor </w:t>
+        <w:t>Identificación de obras protegidas por derechos de autor</w:t>
+      </w:r>
+      <w:r>
+        <w:rPr>
+          <w:rFonts w:asciiTheme="majorHAnsi" w:hAnsiTheme="majorHAnsi" w:cstheme="majorHAnsi"/>
+          <w:b/>
+          <w:bCs/>
+          <w:sz w:val="22"/>
+          <w:szCs w:val="22"/>
+          <w:lang w:val="es-ES_tradnl"/>
+        </w:rPr>
+        <w:t xml:space="preserve"> </w:t>
       </w:r>
     </w:p>
     <w:p>
@@ -13912,43 +13912,7 @@
           <w:szCs w:val="22"/>
           <w:lang w:val="es-ES_tradnl"/>
         </w:rPr>
-        <w:t xml:space="preserve">De acuerdo con el artículo 37 de la Ley 23 de 1982 sobre derechos de autor </w:t>
-      </w:r>
-      <w:r>
-        <w:rPr>
-          <w:rFonts w:asciiTheme="majorHAnsi" w:hAnsiTheme="majorHAnsi" w:cstheme="majorHAnsi"/>
-          <w:sz w:val="22"/>
-          <w:szCs w:val="22"/>
-          <w:lang w:val="es-ES_tradnl"/>
-        </w:rPr>
-        <w:t>“</w:t>
-      </w:r>
-      <w:r>
-        <w:rPr>
-          <w:rFonts w:asciiTheme="majorHAnsi" w:hAnsiTheme="majorHAnsi" w:cstheme="majorHAnsi"/>
-          <w:sz w:val="22"/>
-          <w:szCs w:val="22"/>
-          <w:lang w:val="es-ES_tradnl"/>
-        </w:rPr>
-        <w:t>Es licita la reproducción, por cualquier medio, de una obra literaria o científica, ordenada u obtenida por el interesado en un solo ejemplar para su uso privado y sin fines de lucro</w:t>
-      </w:r>
-      <w:r>
-        <w:rPr>
-          <w:rFonts w:asciiTheme="majorHAnsi" w:hAnsiTheme="majorHAnsi" w:cstheme="majorHAnsi"/>
-          <w:sz w:val="22"/>
-          <w:szCs w:val="22"/>
-          <w:lang w:val="es-ES_tradnl"/>
-        </w:rPr>
-        <w:t>”.</w:t>
-      </w:r>
-      <w:r>
-        <w:rPr>
-          <w:rFonts w:asciiTheme="majorHAnsi" w:hAnsiTheme="majorHAnsi" w:cstheme="majorHAnsi"/>
-          <w:sz w:val="22"/>
-          <w:szCs w:val="22"/>
-          <w:lang w:val="es-ES_tradnl"/>
-        </w:rPr>
-        <w:t xml:space="preserve"> Se pueden identificar las obras con derechos reservados, aquellas que contienen el símbolo ©, seguido del nombre del autor y el año de publicación</w:t>
+        <w:t>Se pueden identificar las obras con derechos reservados, aquellas que contienen el símbolo ©, seguido del nombre del autor y el año de publicación</w:t>
       </w:r>
       <w:r>
         <w:rPr>
@@ -13999,7 +13963,18 @@
           <w:szCs w:val="22"/>
           <w:lang w:val="es-ES_tradnl"/>
         </w:rPr>
-        <w:t xml:space="preserve">Excepciones y limitaciones al derecho de autor </w:t>
+        <w:t>Usos permitidos y excepciones legales al derecho de autor</w:t>
+      </w:r>
+      <w:r>
+        <w:rPr>
+          <w:rFonts w:asciiTheme="majorHAnsi" w:hAnsiTheme="majorHAnsi" w:cstheme="majorHAnsi"/>
+          <w:b/>
+          <w:bCs/>
+          <w:sz w:val="22"/>
+          <w:szCs w:val="22"/>
+          <w:lang w:val="es-ES_tradnl"/>
+        </w:rPr>
+        <w:t xml:space="preserve"> </w:t>
       </w:r>
     </w:p>
     <w:p>
@@ -14031,7 +14006,21 @@
           <w:rFonts w:asciiTheme="majorHAnsi" w:hAnsiTheme="majorHAnsi" w:cstheme="majorHAnsi"/>
           <w:lang w:val="es-ES_tradnl"/>
         </w:rPr>
-        <w:t>Es licita la reproducción, por cualquier medio, de una obra literaria o científica, ordenada u obtenida por el interesado en un solo ejemplar para su uso privado y sin fines de lucro</w:t>
+        <w:t>Es l</w:t>
+      </w:r>
+      <w:r>
+        <w:rPr>
+          <w:rFonts w:asciiTheme="majorHAnsi" w:hAnsiTheme="majorHAnsi" w:cstheme="majorHAnsi"/>
+          <w:lang w:val="es-ES_tradnl"/>
+        </w:rPr>
+        <w:t>í</w:t>
+      </w:r>
+      <w:r>
+        <w:rPr>
+          <w:rFonts w:asciiTheme="majorHAnsi" w:hAnsiTheme="majorHAnsi" w:cstheme="majorHAnsi"/>
+          <w:lang w:val="es-ES_tradnl"/>
+        </w:rPr>
+        <w:t>cita la reproducción, por cualquier medio, de una obra literaria o científica, ordenada u obtenida por el interesado en un solo ejemplar para su uso privado y sin fines de lucro</w:t>
       </w:r>
       <w:r>
         <w:rPr>
@@ -14202,10 +14191,10 @@
               <w:rPr>
                 <w:rFonts w:asciiTheme="majorHAnsi" w:hAnsiTheme="majorHAnsi" w:cstheme="majorHAnsi"/>
                 <w:b/>
+                <w:noProof/>
                 <w:color w:val="000000"/>
                 <w:lang w:val="es-ES_tradnl"/>
               </w:rPr>
-              <w:lastRenderedPageBreak/>
               <w:drawing>
                 <wp:inline distT="0" distB="0" distL="0" distR="0" wp14:anchorId="28C1974D" wp14:editId="25D62CD5">
                   <wp:extent cx="381053" cy="409632"/>
@@ -14300,9 +14289,11 @@
               <w:rPr>
                 <w:rFonts w:asciiTheme="majorHAnsi" w:hAnsiTheme="majorHAnsi" w:cstheme="majorHAnsi"/>
                 <w:b/>
+                <w:noProof/>
                 <w:color w:val="000000"/>
                 <w:lang w:val="es-ES_tradnl"/>
               </w:rPr>
+              <w:lastRenderedPageBreak/>
               <w:drawing>
                 <wp:inline distT="0" distB="0" distL="0" distR="0" wp14:anchorId="5857D099" wp14:editId="3BEA6522">
                   <wp:extent cx="295316" cy="371527"/>
@@ -14397,6 +14388,7 @@
               <w:rPr>
                 <w:rFonts w:asciiTheme="majorHAnsi" w:hAnsiTheme="majorHAnsi" w:cstheme="majorHAnsi"/>
                 <w:b/>
+                <w:noProof/>
                 <w:color w:val="000000"/>
                 <w:lang w:val="es-ES_tradnl"/>
               </w:rPr>
@@ -14494,6 +14486,7 @@
               <w:rPr>
                 <w:rFonts w:asciiTheme="majorHAnsi" w:hAnsiTheme="majorHAnsi" w:cstheme="majorHAnsi"/>
                 <w:b/>
+                <w:noProof/>
                 <w:color w:val="000000"/>
                 <w:lang w:val="es-ES_tradnl"/>
               </w:rPr>
@@ -14745,6 +14738,7 @@
                 <w:rFonts w:asciiTheme="majorHAnsi" w:hAnsiTheme="majorHAnsi" w:cstheme="majorHAnsi"/>
                 <w:b/>
                 <w:bCs/>
+                <w:noProof/>
                 <w:color w:val="000000"/>
                 <w:lang w:val="es-ES_tradnl"/>
               </w:rPr>
@@ -14860,6 +14854,7 @@
                 <w:rFonts w:asciiTheme="majorHAnsi" w:hAnsiTheme="majorHAnsi" w:cstheme="majorHAnsi"/>
                 <w:b/>
                 <w:bCs/>
+                <w:noProof/>
                 <w:color w:val="000000"/>
                 <w:lang w:val="es-ES_tradnl"/>
               </w:rPr>
@@ -14911,6 +14906,7 @@
                 <w:rFonts w:asciiTheme="majorHAnsi" w:hAnsiTheme="majorHAnsi" w:cstheme="majorHAnsi"/>
                 <w:b/>
                 <w:bCs/>
+                <w:noProof/>
                 <w:color w:val="000000"/>
                 <w:lang w:val="es-ES_tradnl"/>
               </w:rPr>
@@ -15006,6 +15002,7 @@
                 <w:rFonts w:asciiTheme="majorHAnsi" w:hAnsiTheme="majorHAnsi" w:cstheme="majorHAnsi"/>
                 <w:b/>
                 <w:bCs/>
+                <w:noProof/>
                 <w:color w:val="000000"/>
                 <w:lang w:val="es-ES_tradnl"/>
               </w:rPr>
@@ -15057,6 +15054,7 @@
                 <w:rFonts w:asciiTheme="majorHAnsi" w:hAnsiTheme="majorHAnsi" w:cstheme="majorHAnsi"/>
                 <w:b/>
                 <w:bCs/>
+                <w:noProof/>
                 <w:color w:val="000000"/>
                 <w:lang w:val="es-ES_tradnl"/>
               </w:rPr>
@@ -15108,6 +15106,7 @@
                 <w:rFonts w:asciiTheme="majorHAnsi" w:hAnsiTheme="majorHAnsi" w:cstheme="majorHAnsi"/>
                 <w:b/>
                 <w:bCs/>
+                <w:noProof/>
                 <w:color w:val="000000"/>
                 <w:lang w:val="es-ES_tradnl"/>
               </w:rPr>
@@ -15217,6 +15216,7 @@
                 <w:rFonts w:asciiTheme="majorHAnsi" w:hAnsiTheme="majorHAnsi" w:cstheme="majorHAnsi"/>
                 <w:b/>
                 <w:bCs/>
+                <w:noProof/>
                 <w:color w:val="000000"/>
                 <w:lang w:val="es-ES_tradnl"/>
               </w:rPr>
@@ -15268,6 +15268,7 @@
                 <w:rFonts w:asciiTheme="majorHAnsi" w:hAnsiTheme="majorHAnsi" w:cstheme="majorHAnsi"/>
                 <w:b/>
                 <w:bCs/>
+                <w:noProof/>
                 <w:color w:val="000000"/>
                 <w:lang w:val="es-ES_tradnl"/>
               </w:rPr>
@@ -15341,7 +15342,6 @@
                 <w:color w:val="000000"/>
                 <w:lang w:val="es-ES_tradnl"/>
               </w:rPr>
-              <w:lastRenderedPageBreak/>
               <w:t xml:space="preserve">Atribución - No comercial - Compartir </w:t>
             </w:r>
             <w:r>
@@ -15384,6 +15384,7 @@
                 <w:rFonts w:asciiTheme="majorHAnsi" w:hAnsiTheme="majorHAnsi" w:cstheme="majorHAnsi"/>
                 <w:b/>
                 <w:bCs/>
+                <w:noProof/>
                 <w:color w:val="000000"/>
                 <w:lang w:val="es-ES_tradnl"/>
               </w:rPr>
@@ -15438,6 +15439,7 @@
                 <w:rFonts w:asciiTheme="majorHAnsi" w:hAnsiTheme="majorHAnsi" w:cstheme="majorHAnsi"/>
                 <w:b/>
                 <w:bCs/>
+                <w:noProof/>
                 <w:color w:val="000000"/>
                 <w:lang w:val="es-ES_tradnl"/>
               </w:rPr>
@@ -15482,6 +15484,7 @@
                 <w:rFonts w:asciiTheme="majorHAnsi" w:hAnsiTheme="majorHAnsi" w:cstheme="majorHAnsi"/>
                 <w:b/>
                 <w:bCs/>
+                <w:noProof/>
                 <w:color w:val="000000"/>
                 <w:lang w:val="es-ES_tradnl"/>
               </w:rPr>
@@ -15527,7 +15530,16 @@
                 <w:color w:val="000000"/>
                 <w:lang w:val="es-ES_tradnl"/>
               </w:rPr>
-              <w:t>El material creado puede ser distribuido, copiado y exhibido por terceros si se muestra en los créditos. No se puede obtener ningún beneficio comercial y las obras derivadas tienen que estar bajo los mismos términos de licencia que el trabajo original.</w:t>
+              <w:t xml:space="preserve">El material creado puede ser distribuido, copiado y exhibido por terceros si se muestra en los créditos. No se puede obtener ningún beneficio comercial y las obras </w:t>
+            </w:r>
+            <w:r>
+              <w:rPr>
+                <w:rFonts w:asciiTheme="majorHAnsi" w:hAnsiTheme="majorHAnsi" w:cstheme="majorHAnsi"/>
+                <w:color w:val="000000"/>
+                <w:lang w:val="es-ES_tradnl"/>
+              </w:rPr>
+              <w:lastRenderedPageBreak/>
+              <w:t>derivadas tienen que estar bajo los mismos términos de licencia que el trabajo original.</w:t>
             </w:r>
           </w:p>
         </w:tc>
@@ -15555,6 +15567,7 @@
                 <w:bCs/>
                 <w:lang w:val="es-ES_tradnl"/>
               </w:rPr>
+              <w:lastRenderedPageBreak/>
               <w:t xml:space="preserve">Atribución Compartir </w:t>
             </w:r>
             <w:r>
@@ -15595,6 +15608,7 @@
                 <w:rFonts w:asciiTheme="majorHAnsi" w:hAnsiTheme="majorHAnsi" w:cstheme="majorHAnsi"/>
                 <w:b/>
                 <w:bCs/>
+                <w:noProof/>
                 <w:color w:val="000000"/>
                 <w:lang w:val="es-ES_tradnl"/>
               </w:rPr>
@@ -15639,6 +15653,7 @@
                 <w:rFonts w:asciiTheme="majorHAnsi" w:hAnsiTheme="majorHAnsi" w:cstheme="majorHAnsi"/>
                 <w:b/>
                 <w:bCs/>
+                <w:noProof/>
                 <w:color w:val="000000"/>
                 <w:lang w:val="es-ES_tradnl"/>
               </w:rPr>
@@ -15683,21 +15698,7 @@
                 <w:rFonts w:asciiTheme="majorHAnsi" w:hAnsiTheme="majorHAnsi" w:cstheme="majorHAnsi"/>
                 <w:lang w:val="es-ES_tradnl"/>
               </w:rPr>
-              <w:t xml:space="preserve">El material creado puede ser distribuido, </w:t>
-            </w:r>
-            <w:r>
-              <w:rPr>
-                <w:rFonts w:asciiTheme="majorHAnsi" w:hAnsiTheme="majorHAnsi" w:cstheme="majorHAnsi"/>
-                <w:lang w:val="es-ES_tradnl"/>
-              </w:rPr>
-              <w:t>copiado</w:t>
-            </w:r>
-            <w:r>
-              <w:rPr>
-                <w:rFonts w:asciiTheme="majorHAnsi" w:hAnsiTheme="majorHAnsi" w:cstheme="majorHAnsi"/>
-                <w:lang w:val="es-ES_tradnl"/>
-              </w:rPr>
-              <w:t xml:space="preserve"> y exhibido por terceros si se muestra en los créditos. Las obras derivadas tienen que estar bajo los mismos términos de licencia que el trabajo original.</w:t>
+              <w:t>El material creado puede ser distribuido, copiado y exhibido por terceros si se muestra en los créditos. Las obras derivadas tienen que estar bajo los mismos términos de licencia que el trabajo original.</w:t>
             </w:r>
           </w:p>
         </w:tc>
@@ -15814,19 +15815,8 @@
           <w:bCs/>
           <w:lang w:val="es-ES_tradnl"/>
         </w:rPr>
-        <w:t xml:space="preserve">CC </w:t>
-      </w:r>
-      <w:proofErr w:type="spellStart"/>
-      <w:r>
-        <w:rPr>
-          <w:rFonts w:asciiTheme="majorHAnsi" w:hAnsiTheme="majorHAnsi" w:cstheme="majorHAnsi"/>
-          <w:b/>
-          <w:bCs/>
-          <w:lang w:val="es-ES_tradnl"/>
-        </w:rPr>
-        <w:t>Search</w:t>
-      </w:r>
-      <w:proofErr w:type="spellEnd"/>
+        <w:t>CC Search</w:t>
+      </w:r>
     </w:p>
     <w:p>
       <w:pPr>
@@ -15918,7 +15908,6 @@
           <w:lang w:val="es-ES_tradnl"/>
         </w:rPr>
       </w:pPr>
-      <w:proofErr w:type="spellStart"/>
       <w:r>
         <w:rPr>
           <w:rFonts w:asciiTheme="majorHAnsi" w:hAnsiTheme="majorHAnsi" w:cstheme="majorHAnsi"/>
@@ -15928,7 +15917,6 @@
         </w:rPr>
         <w:t>Jumendo</w:t>
       </w:r>
-      <w:proofErr w:type="spellEnd"/>
     </w:p>
     <w:p>
       <w:pPr>
@@ -15976,6 +15964,7 @@
         </w:rPr>
       </w:pPr>
     </w:p>
+    <w:commentRangeStart w:id="32"/>
     <w:p>
       <w:pPr>
         <w:pStyle w:val="Normal0"/>
@@ -15985,7 +15974,6 @@
           <w:lang w:val="es-ES_tradnl"/>
         </w:rPr>
       </w:pPr>
-      <w:commentRangeStart w:id="32"/>
       <w:r>
         <w:rPr>
           <w:noProof/>
@@ -16083,7 +16071,21 @@
                                 <w:rFonts w:asciiTheme="majorHAnsi" w:hAnsiTheme="majorHAnsi" w:cstheme="majorHAnsi"/>
                                 <w:lang w:val="es-ES_tradnl"/>
                               </w:rPr>
-                              <w:t xml:space="preserve"> apoyo para comprender y aplicar las licencias Creative Commons, las cuales permiten a los autores definir de manera clara cómo pueden ser usadas, compartidas o adaptadas sus obras, promoviendo el uso legal y responsable de los contenidos digitales.</w:t>
+                              <w:t xml:space="preserve"> </w:t>
+                            </w:r>
+                            <w:r>
+                              <w:rPr>
+                                <w:rFonts w:asciiTheme="majorHAnsi" w:hAnsiTheme="majorHAnsi" w:cstheme="majorHAnsi"/>
+                                <w:lang w:val="es-ES_tradnl"/>
+                              </w:rPr>
+                              <w:t xml:space="preserve">de </w:t>
+                            </w:r>
+                            <w:r>
+                              <w:rPr>
+                                <w:rFonts w:asciiTheme="majorHAnsi" w:hAnsiTheme="majorHAnsi" w:cstheme="majorHAnsi"/>
+                                <w:lang w:val="es-ES_tradnl"/>
+                              </w:rPr>
+                              <w:t>apoyo para comprender y aplicar las licencias Creative Commons, las cuales permiten a los autores definir de manera clara cómo pueden ser usadas, compartidas o adaptadas sus obras, promoviendo el uso legal y responsable de los contenidos digitales.</w:t>
                             </w:r>
                           </w:p>
                         </w:txbxContent>
@@ -16160,7 +16162,21 @@
                           <w:rFonts w:asciiTheme="majorHAnsi" w:hAnsiTheme="majorHAnsi" w:cstheme="majorHAnsi"/>
                           <w:lang w:val="es-ES_tradnl"/>
                         </w:rPr>
-                        <w:t xml:space="preserve"> apoyo para comprender y aplicar las licencias Creative Commons, las cuales permiten a los autores definir de manera clara cómo pueden ser usadas, compartidas o adaptadas sus obras, promoviendo el uso legal y responsable de los contenidos digitales.</w:t>
+                        <w:t xml:space="preserve"> </w:t>
+                      </w:r>
+                      <w:r>
+                        <w:rPr>
+                          <w:rFonts w:asciiTheme="majorHAnsi" w:hAnsiTheme="majorHAnsi" w:cstheme="majorHAnsi"/>
+                          <w:lang w:val="es-ES_tradnl"/>
+                        </w:rPr>
+                        <w:t xml:space="preserve">de </w:t>
+                      </w:r>
+                      <w:r>
+                        <w:rPr>
+                          <w:rFonts w:asciiTheme="majorHAnsi" w:hAnsiTheme="majorHAnsi" w:cstheme="majorHAnsi"/>
+                          <w:lang w:val="es-ES_tradnl"/>
+                        </w:rPr>
+                        <w:t>apoyo para comprender y aplicar las licencias Creative Commons, las cuales permiten a los autores definir de manera clara cómo pueden ser usadas, compartidas o adaptadas sus obras, promoviendo el uso legal y responsable de los contenidos digitales.</w:t>
                       </w:r>
                     </w:p>
                   </w:txbxContent>
@@ -16181,56 +16197,6 @@
     </w:p>
     <w:p>
       <w:pPr>
-        <w:autoSpaceDE w:val="0"/>
-        <w:autoSpaceDN w:val="0"/>
-        <w:adjustRightInd w:val="0"/>
-        <w:spacing w:line="360" w:lineRule="auto"/>
-        <w:rPr>
-          <w:rFonts w:asciiTheme="majorHAnsi" w:hAnsiTheme="majorHAnsi" w:cstheme="majorHAnsi"/>
-          <w:color w:val="000000"/>
-          <w:lang w:val="es-ES_tradnl" w:eastAsia="en-US"/>
-        </w:rPr>
-      </w:pPr>
-    </w:p>
-    <w:p>
-      <w:pPr>
-        <w:autoSpaceDE w:val="0"/>
-        <w:autoSpaceDN w:val="0"/>
-        <w:adjustRightInd w:val="0"/>
-        <w:spacing w:line="360" w:lineRule="auto"/>
-        <w:rPr>
-          <w:rFonts w:asciiTheme="majorHAnsi" w:hAnsiTheme="majorHAnsi" w:cstheme="majorHAnsi"/>
-          <w:color w:val="000000"/>
-          <w:lang w:val="es-ES_tradnl" w:eastAsia="en-US"/>
-        </w:rPr>
-      </w:pPr>
-    </w:p>
-    <w:p>
-      <w:pPr>
-        <w:pStyle w:val="Default"/>
-        <w:spacing w:line="360" w:lineRule="auto"/>
-        <w:rPr>
-          <w:rFonts w:asciiTheme="majorHAnsi" w:hAnsiTheme="majorHAnsi" w:cstheme="majorHAnsi"/>
-          <w:sz w:val="22"/>
-          <w:szCs w:val="22"/>
-          <w:lang w:val="es-ES_tradnl"/>
-        </w:rPr>
-      </w:pPr>
-    </w:p>
-    <w:p>
-      <w:pPr>
-        <w:pStyle w:val="Default"/>
-        <w:spacing w:line="360" w:lineRule="auto"/>
-        <w:rPr>
-          <w:rFonts w:asciiTheme="majorHAnsi" w:hAnsiTheme="majorHAnsi" w:cstheme="majorHAnsi"/>
-          <w:sz w:val="22"/>
-          <w:szCs w:val="22"/>
-          <w:lang w:val="es-ES_tradnl"/>
-        </w:rPr>
-      </w:pPr>
-    </w:p>
-    <w:p>
-      <w:pPr>
         <w:pStyle w:val="Default"/>
         <w:spacing w:line="360" w:lineRule="auto"/>
         <w:rPr>
@@ -16300,7 +16266,6 @@
         </w:rPr>
         <w:t xml:space="preserve">El término plagio, proveniente del latín </w:t>
       </w:r>
-      <w:proofErr w:type="spellStart"/>
       <w:r>
         <w:rPr>
           <w:rFonts w:asciiTheme="majorHAnsi" w:hAnsiTheme="majorHAnsi" w:cstheme="majorHAnsi"/>
@@ -16312,7 +16277,6 @@
         </w:rPr>
         <w:t>plagiarius</w:t>
       </w:r>
-      <w:proofErr w:type="spellEnd"/>
       <w:r>
         <w:rPr>
           <w:rFonts w:asciiTheme="majorHAnsi" w:hAnsiTheme="majorHAnsi" w:cstheme="majorHAnsi"/>
@@ -16353,7 +16317,43 @@
           <w:szCs w:val="22"/>
           <w:lang w:val="es-ES_tradnl"/>
         </w:rPr>
-        <w:t xml:space="preserve">El plagio tiene varias manifestaciones dentro las cuales se pueden incluir las siguientes: </w:t>
+        <w:t>El plagio tiene varias manifestaciones</w:t>
+      </w:r>
+      <w:r>
+        <w:rPr>
+          <w:rFonts w:asciiTheme="majorHAnsi" w:hAnsiTheme="majorHAnsi" w:cstheme="majorHAnsi"/>
+          <w:sz w:val="22"/>
+          <w:szCs w:val="22"/>
+          <w:lang w:val="es-ES_tradnl"/>
+        </w:rPr>
+        <w:t>,</w:t>
+      </w:r>
+      <w:r>
+        <w:rPr>
+          <w:rFonts w:asciiTheme="majorHAnsi" w:hAnsiTheme="majorHAnsi" w:cstheme="majorHAnsi"/>
+          <w:sz w:val="22"/>
+          <w:szCs w:val="22"/>
+          <w:lang w:val="es-ES_tradnl"/>
+        </w:rPr>
+        <w:t xml:space="preserve"> dentro </w:t>
+      </w:r>
+      <w:r>
+        <w:rPr>
+          <w:rFonts w:asciiTheme="majorHAnsi" w:hAnsiTheme="majorHAnsi" w:cstheme="majorHAnsi"/>
+          <w:sz w:val="22"/>
+          <w:szCs w:val="22"/>
+          <w:lang w:val="es-ES_tradnl"/>
+        </w:rPr>
+        <w:t xml:space="preserve">de </w:t>
+      </w:r>
+      <w:r>
+        <w:rPr>
+          <w:rFonts w:asciiTheme="majorHAnsi" w:hAnsiTheme="majorHAnsi" w:cstheme="majorHAnsi"/>
+          <w:sz w:val="22"/>
+          <w:szCs w:val="22"/>
+          <w:lang w:val="es-ES_tradnl"/>
+        </w:rPr>
+        <w:t xml:space="preserve">las cuales se pueden incluir las siguientes: </w:t>
       </w:r>
     </w:p>
     <w:p>
@@ -16783,8 +16783,39 @@
           <w:color w:val="000000"/>
           <w:lang w:val="es-ES_tradnl" w:eastAsia="en-US"/>
         </w:rPr>
-        <w:lastRenderedPageBreak/>
-        <w:t xml:space="preserve">Pero lo anterior ¿Para qué? </w:t>
+        <w:t>Pero lo anterior</w:t>
+      </w:r>
+      <w:r>
+        <w:rPr>
+          <w:rFonts w:asciiTheme="majorHAnsi" w:hAnsiTheme="majorHAnsi" w:cstheme="majorHAnsi"/>
+          <w:color w:val="000000"/>
+          <w:lang w:val="es-ES_tradnl" w:eastAsia="en-US"/>
+        </w:rPr>
+        <w:t>,</w:t>
+      </w:r>
+      <w:r>
+        <w:rPr>
+          <w:rFonts w:asciiTheme="majorHAnsi" w:hAnsiTheme="majorHAnsi" w:cstheme="majorHAnsi"/>
+          <w:color w:val="000000"/>
+          <w:lang w:val="es-ES_tradnl" w:eastAsia="en-US"/>
+        </w:rPr>
+        <w:t xml:space="preserve"> ¿</w:t>
+      </w:r>
+      <w:r>
+        <w:rPr>
+          <w:rFonts w:asciiTheme="majorHAnsi" w:hAnsiTheme="majorHAnsi" w:cstheme="majorHAnsi"/>
+          <w:color w:val="000000"/>
+          <w:lang w:val="es-ES_tradnl" w:eastAsia="en-US"/>
+        </w:rPr>
+        <w:t>p</w:t>
+      </w:r>
+      <w:r>
+        <w:rPr>
+          <w:rFonts w:asciiTheme="majorHAnsi" w:hAnsiTheme="majorHAnsi" w:cstheme="majorHAnsi"/>
+          <w:color w:val="000000"/>
+          <w:lang w:val="es-ES_tradnl" w:eastAsia="en-US"/>
+        </w:rPr>
+        <w:t xml:space="preserve">ara qué? </w:t>
       </w:r>
     </w:p>
     <w:p>
@@ -16810,7 +16841,23 @@
           <w:color w:val="000000"/>
           <w:lang w:val="es-ES_tradnl" w:eastAsia="en-US"/>
         </w:rPr>
-        <w:t xml:space="preserve">Para facilitarle al lector de mí trabajo la ubicación de las fuentes consultadas. </w:t>
+        <w:t>Para facilitarle al lector de m</w:t>
+      </w:r>
+      <w:r>
+        <w:rPr>
+          <w:rFonts w:asciiTheme="majorHAnsi" w:hAnsiTheme="majorHAnsi" w:cstheme="majorHAnsi"/>
+          <w:color w:val="000000"/>
+          <w:lang w:val="es-ES_tradnl" w:eastAsia="en-US"/>
+        </w:rPr>
+        <w:t>i</w:t>
+      </w:r>
+      <w:r>
+        <w:rPr>
+          <w:rFonts w:asciiTheme="majorHAnsi" w:hAnsiTheme="majorHAnsi" w:cstheme="majorHAnsi"/>
+          <w:color w:val="000000"/>
+          <w:lang w:val="es-ES_tradnl" w:eastAsia="en-US"/>
+        </w:rPr>
+        <w:t xml:space="preserve"> trabajo la ubicación de las fuentes consultadas. </w:t>
       </w:r>
     </w:p>
     <w:p>
@@ -16879,6 +16926,51 @@
     </w:p>
     <w:p>
       <w:pPr>
+        <w:autoSpaceDE w:val="0"/>
+        <w:autoSpaceDN w:val="0"/>
+        <w:adjustRightInd w:val="0"/>
+        <w:spacing w:line="360" w:lineRule="auto"/>
+        <w:rPr>
+          <w:rFonts w:asciiTheme="majorHAnsi" w:hAnsiTheme="majorHAnsi" w:cstheme="majorHAnsi"/>
+          <w:b/>
+          <w:bCs/>
+          <w:color w:val="000000"/>
+          <w:lang w:val="es-ES_tradnl" w:eastAsia="en-US"/>
+        </w:rPr>
+      </w:pPr>
+    </w:p>
+    <w:p>
+      <w:pPr>
+        <w:autoSpaceDE w:val="0"/>
+        <w:autoSpaceDN w:val="0"/>
+        <w:adjustRightInd w:val="0"/>
+        <w:spacing w:line="360" w:lineRule="auto"/>
+        <w:rPr>
+          <w:rFonts w:asciiTheme="majorHAnsi" w:hAnsiTheme="majorHAnsi" w:cstheme="majorHAnsi"/>
+          <w:b/>
+          <w:bCs/>
+          <w:color w:val="000000"/>
+          <w:lang w:val="es-ES_tradnl" w:eastAsia="en-US"/>
+        </w:rPr>
+      </w:pPr>
+    </w:p>
+    <w:p>
+      <w:pPr>
+        <w:autoSpaceDE w:val="0"/>
+        <w:autoSpaceDN w:val="0"/>
+        <w:adjustRightInd w:val="0"/>
+        <w:spacing w:line="360" w:lineRule="auto"/>
+        <w:rPr>
+          <w:rFonts w:asciiTheme="majorHAnsi" w:hAnsiTheme="majorHAnsi" w:cstheme="majorHAnsi"/>
+          <w:b/>
+          <w:bCs/>
+          <w:color w:val="000000"/>
+          <w:lang w:val="es-ES_tradnl" w:eastAsia="en-US"/>
+        </w:rPr>
+      </w:pPr>
+    </w:p>
+    <w:p>
+      <w:pPr>
         <w:pStyle w:val="Prrafodelista"/>
         <w:numPr>
           <w:ilvl w:val="0"/>
@@ -16905,6 +16997,7 @@
           <w:color w:val="000000"/>
           <w:lang w:val="es-ES_tradnl" w:eastAsia="en-US"/>
         </w:rPr>
+        <w:lastRenderedPageBreak/>
         <w:t>Citas, referencias, conceptos y formatos</w:t>
       </w:r>
       <w:r>
@@ -16934,6 +17027,7 @@
       <w:r>
         <w:rPr>
           <w:rFonts w:asciiTheme="majorHAnsi" w:hAnsiTheme="majorHAnsi" w:cstheme="majorHAnsi"/>
+          <w:noProof/>
           <w:sz w:val="22"/>
           <w:szCs w:val="22"/>
           <w:lang w:val="es-ES_tradnl"/>
@@ -17030,47 +17124,7 @@
           <w:szCs w:val="22"/>
           <w:lang w:val="es-ES_tradnl"/>
         </w:rPr>
-        <w:t xml:space="preserve">Las citas permiten reconocer y otorgar crédito a las ideas de otros autores incorporadas en un texto académico, lo cual fortalece la validez, la ética y la rigurosidad del trabajo. De acuerdo con las normas vigentes de la American </w:t>
-      </w:r>
-      <w:proofErr w:type="spellStart"/>
-      <w:r>
-        <w:rPr>
-          <w:rFonts w:asciiTheme="majorHAnsi" w:hAnsiTheme="majorHAnsi" w:cstheme="majorHAnsi"/>
-          <w:sz w:val="22"/>
-          <w:szCs w:val="22"/>
-          <w:lang w:val="es-ES_tradnl"/>
-        </w:rPr>
-        <w:t>Psychological</w:t>
-      </w:r>
-      <w:proofErr w:type="spellEnd"/>
-      <w:r>
-        <w:rPr>
-          <w:rFonts w:asciiTheme="majorHAnsi" w:hAnsiTheme="majorHAnsi" w:cstheme="majorHAnsi"/>
-          <w:sz w:val="22"/>
-          <w:szCs w:val="22"/>
-          <w:lang w:val="es-ES_tradnl"/>
-        </w:rPr>
-        <w:t xml:space="preserve"> </w:t>
-      </w:r>
-      <w:proofErr w:type="spellStart"/>
-      <w:r>
-        <w:rPr>
-          <w:rFonts w:asciiTheme="majorHAnsi" w:hAnsiTheme="majorHAnsi" w:cstheme="majorHAnsi"/>
-          <w:sz w:val="22"/>
-          <w:szCs w:val="22"/>
-          <w:lang w:val="es-ES_tradnl"/>
-        </w:rPr>
-        <w:t>Association</w:t>
-      </w:r>
-      <w:proofErr w:type="spellEnd"/>
-      <w:r>
-        <w:rPr>
-          <w:rFonts w:asciiTheme="majorHAnsi" w:hAnsiTheme="majorHAnsi" w:cstheme="majorHAnsi"/>
-          <w:sz w:val="22"/>
-          <w:szCs w:val="22"/>
-          <w:lang w:val="es-ES_tradnl"/>
-        </w:rPr>
-        <w:t xml:space="preserve"> (APA), existen diversas formas de citación, que varían según la manera en que la información </w:t>
+        <w:t xml:space="preserve">Las citas permiten reconocer y otorgar crédito a las ideas de otros autores incorporadas en un texto académico, lo cual fortalece la validez, la ética y la rigurosidad del trabajo. De acuerdo con las normas vigentes de la American Psychological Association (APA), existen diversas formas de citación, que varían según la manera en que la información </w:t>
       </w:r>
       <w:commentRangeStart w:id="34"/>
       <w:r>
@@ -17200,7 +17254,6 @@
           <w:szCs w:val="22"/>
           <w:lang w:val="es-ES_tradnl"/>
         </w:rPr>
-        <w:lastRenderedPageBreak/>
         <w:t>Ejemplo:</w:t>
       </w:r>
     </w:p>
@@ -17222,27 +17275,7 @@
           <w:szCs w:val="22"/>
           <w:lang w:val="es-ES_tradnl"/>
         </w:rPr>
-        <w:t xml:space="preserve"> “La alfabetización informacional es fundamental para desenvolverse críticamente en la sociedad digital” (</w:t>
-      </w:r>
-      <w:proofErr w:type="spellStart"/>
-      <w:r>
-        <w:rPr>
-          <w:rFonts w:asciiTheme="majorHAnsi" w:hAnsiTheme="majorHAnsi" w:cstheme="majorHAnsi"/>
-          <w:sz w:val="22"/>
-          <w:szCs w:val="22"/>
-          <w:lang w:val="es-ES_tradnl"/>
-        </w:rPr>
-        <w:t>Area</w:t>
-      </w:r>
-      <w:proofErr w:type="spellEnd"/>
-      <w:r>
-        <w:rPr>
-          <w:rFonts w:asciiTheme="majorHAnsi" w:hAnsiTheme="majorHAnsi" w:cstheme="majorHAnsi"/>
-          <w:sz w:val="22"/>
-          <w:szCs w:val="22"/>
-          <w:lang w:val="es-ES_tradnl"/>
-        </w:rPr>
-        <w:t xml:space="preserve"> Moreira, 2012, p. 45).</w:t>
+        <w:t xml:space="preserve"> “La alfabetización informacional es fundamental para desenvolverse críticamente en la sociedad digital” (Area Moreira, 2012, p. 45).</w:t>
       </w:r>
       <w:r>
         <w:rPr>
@@ -17280,6 +17313,7 @@
           <w:szCs w:val="22"/>
           <w:lang w:val="es-ES_tradnl"/>
         </w:rPr>
+        <w:lastRenderedPageBreak/>
         <w:t>Cita textual larga (40 palabras o más)</w:t>
       </w:r>
     </w:p>
@@ -17370,27 +17404,7 @@
           <w:szCs w:val="22"/>
           <w:lang w:val="es-ES_tradnl"/>
         </w:rPr>
-        <w:t>(</w:t>
-      </w:r>
-      <w:proofErr w:type="spellStart"/>
-      <w:r>
-        <w:rPr>
-          <w:rFonts w:asciiTheme="majorHAnsi" w:hAnsiTheme="majorHAnsi" w:cstheme="majorHAnsi"/>
-          <w:sz w:val="22"/>
-          <w:szCs w:val="22"/>
-          <w:lang w:val="es-ES_tradnl"/>
-        </w:rPr>
-        <w:t>Area</w:t>
-      </w:r>
-      <w:proofErr w:type="spellEnd"/>
-      <w:r>
-        <w:rPr>
-          <w:rFonts w:asciiTheme="majorHAnsi" w:hAnsiTheme="majorHAnsi" w:cstheme="majorHAnsi"/>
-          <w:sz w:val="22"/>
-          <w:szCs w:val="22"/>
-          <w:lang w:val="es-ES_tradnl"/>
-        </w:rPr>
-        <w:t xml:space="preserve"> Moreira, 2012, p. 46)</w:t>
+        <w:t>(Area Moreira, 2012, p. 46)</w:t>
       </w:r>
     </w:p>
     <w:p>
@@ -17504,7 +17518,16 @@
           <w:szCs w:val="22"/>
           <w:lang w:val="es-ES_tradnl"/>
         </w:rPr>
-        <w:t>Área</w:t>
+        <w:t>A</w:t>
+      </w:r>
+      <w:r>
+        <w:rPr>
+          <w:rFonts w:asciiTheme="majorHAnsi" w:hAnsiTheme="majorHAnsi" w:cstheme="majorHAnsi"/>
+          <w:sz w:val="22"/>
+          <w:szCs w:val="22"/>
+          <w:lang w:val="es-ES_tradnl"/>
+        </w:rPr>
+        <w:t>rea</w:t>
       </w:r>
       <w:r>
         <w:rPr>
@@ -17617,7 +17640,6 @@
           <w:szCs w:val="22"/>
           <w:lang w:val="es-ES_tradnl"/>
         </w:rPr>
-        <w:lastRenderedPageBreak/>
         <w:t>Ejemplo:</w:t>
       </w:r>
       <w:r>
@@ -17640,29 +17662,7 @@
           <w:szCs w:val="22"/>
           <w:lang w:val="es-ES_tradnl"/>
         </w:rPr>
-        <w:t xml:space="preserve">Según </w:t>
-      </w:r>
-      <w:proofErr w:type="spellStart"/>
-      <w:r>
-        <w:rPr>
-          <w:rFonts w:asciiTheme="majorHAnsi" w:hAnsiTheme="majorHAnsi" w:cstheme="majorHAnsi"/>
-          <w:color w:val="000000" w:themeColor="text1"/>
-          <w:sz w:val="22"/>
-          <w:szCs w:val="22"/>
-          <w:lang w:val="es-ES_tradnl"/>
-        </w:rPr>
-        <w:t>Area</w:t>
-      </w:r>
-      <w:proofErr w:type="spellEnd"/>
-      <w:r>
-        <w:rPr>
-          <w:rFonts w:asciiTheme="majorHAnsi" w:hAnsiTheme="majorHAnsi" w:cstheme="majorHAnsi"/>
-          <w:color w:val="000000" w:themeColor="text1"/>
-          <w:sz w:val="22"/>
-          <w:szCs w:val="22"/>
-          <w:lang w:val="es-ES_tradnl"/>
-        </w:rPr>
-        <w:t xml:space="preserve"> Moreira (2012), la alfabetización informacional es una competencia esencial en los procesos educativos actuales.</w:t>
+        <w:t>Según Area Moreira (2012), la alfabetización informacional es una competencia esencial en los procesos educativos actuales.</w:t>
       </w:r>
     </w:p>
     <w:p>
@@ -17722,6 +17722,7 @@
           <w:szCs w:val="22"/>
           <w:lang w:val="es-ES_tradnl"/>
         </w:rPr>
+        <w:lastRenderedPageBreak/>
         <w:t>Toda la información de la fuente se incluye al final de la frase, entre paréntesis.</w:t>
       </w:r>
     </w:p>
@@ -17759,29 +17760,7 @@
           <w:lang w:val="es-ES_tradnl"/>
         </w:rPr>
         <w:br/>
-        <w:t>La gestión crítica de la información es clave para el aprendizaje autónomo (</w:t>
-      </w:r>
-      <w:proofErr w:type="spellStart"/>
-      <w:r>
-        <w:rPr>
-          <w:rFonts w:asciiTheme="majorHAnsi" w:hAnsiTheme="majorHAnsi" w:cstheme="majorHAnsi"/>
-          <w:color w:val="000000" w:themeColor="text1"/>
-          <w:sz w:val="22"/>
-          <w:szCs w:val="22"/>
-          <w:lang w:val="es-ES_tradnl"/>
-        </w:rPr>
-        <w:t>Area</w:t>
-      </w:r>
-      <w:proofErr w:type="spellEnd"/>
-      <w:r>
-        <w:rPr>
-          <w:rFonts w:asciiTheme="majorHAnsi" w:hAnsiTheme="majorHAnsi" w:cstheme="majorHAnsi"/>
-          <w:color w:val="000000" w:themeColor="text1"/>
-          <w:sz w:val="22"/>
-          <w:szCs w:val="22"/>
-          <w:lang w:val="es-ES_tradnl"/>
-        </w:rPr>
-        <w:t xml:space="preserve"> Moreira, 2012).</w:t>
+        <w:t>La gestión crítica de la información es clave para el aprendizaje autónomo (Area Moreira, 2012).</w:t>
       </w:r>
     </w:p>
     <w:p>
@@ -18099,17 +18078,7 @@
           <w:szCs w:val="22"/>
           <w:lang w:val="es-ES_tradnl"/>
         </w:rPr>
-        <w:t xml:space="preserve">El reconocimiento óptico de caracteres es el proceso mediante el que, a partir de la imagen de un documento, se reconocen los caracteres en él contenidos. El proceso de OCR no siempre es capaz de leer la totalidad del </w:t>
-      </w:r>
-      <w:r>
-        <w:rPr>
-          <w:rFonts w:asciiTheme="majorHAnsi" w:hAnsiTheme="majorHAnsi" w:cstheme="majorHAnsi"/>
-          <w:sz w:val="22"/>
-          <w:szCs w:val="22"/>
-          <w:lang w:val="es-ES_tradnl"/>
-        </w:rPr>
-        <w:lastRenderedPageBreak/>
-        <w:t xml:space="preserve">contenido de los documentos, algunas palabras pueden estar mal interpretadas o algunos caracteres pueden ser erróneos. La tasa de errores dependerá de la calidad y el tipo de original que se maneje. No obstante, el OCR puede ahorrar mucho trabajo de introducción de datos. </w:t>
+        <w:t xml:space="preserve">El reconocimiento óptico de caracteres es el proceso mediante el que, a partir de la imagen de un documento, se reconocen los caracteres en él contenidos. El proceso de OCR no siempre es capaz de leer la totalidad del contenido de los documentos, algunas palabras pueden estar mal interpretadas o algunos caracteres pueden ser erróneos. La tasa de errores dependerá de la calidad y el tipo de original que se maneje. No obstante, el OCR puede ahorrar mucho trabajo de introducción de datos. </w:t>
       </w:r>
     </w:p>
     <w:p>
@@ -18192,7 +18161,26 @@
           <w:szCs w:val="22"/>
           <w:lang w:val="es-ES_tradnl"/>
         </w:rPr>
-        <w:t xml:space="preserve">Mediante estos dos tipos de técnicas (Citación y parafraseo) está respetando el derecho de los autores a ser reconocidos como creadores de sus obras. </w:t>
+        <w:lastRenderedPageBreak/>
+        <w:t>Mediante estos dos tipos de técnicas (</w:t>
+      </w:r>
+      <w:r>
+        <w:rPr>
+          <w:rFonts w:asciiTheme="majorHAnsi" w:hAnsiTheme="majorHAnsi" w:cstheme="majorHAnsi"/>
+          <w:sz w:val="22"/>
+          <w:szCs w:val="22"/>
+          <w:lang w:val="es-ES_tradnl"/>
+        </w:rPr>
+        <w:t>c</w:t>
+      </w:r>
+      <w:r>
+        <w:rPr>
+          <w:rFonts w:asciiTheme="majorHAnsi" w:hAnsiTheme="majorHAnsi" w:cstheme="majorHAnsi"/>
+          <w:sz w:val="22"/>
+          <w:szCs w:val="22"/>
+          <w:lang w:val="es-ES_tradnl"/>
+        </w:rPr>
+        <w:t xml:space="preserve">itación y parafraseo) está respetando el derecho de los autores a ser reconocidos como creadores de sus obras. </w:t>
       </w:r>
     </w:p>
     <w:p>
@@ -18436,25 +18424,14 @@
           <w:lang w:val="es-ES_tradnl"/>
         </w:rPr>
       </w:pPr>
-      <w:proofErr w:type="spellStart"/>
-      <w:r>
-        <w:rPr>
-          <w:rFonts w:asciiTheme="majorHAnsi" w:hAnsiTheme="majorHAnsi" w:cstheme="majorHAnsi"/>
-          <w:sz w:val="22"/>
-          <w:szCs w:val="22"/>
-          <w:lang w:val="es-ES_tradnl"/>
-        </w:rPr>
-        <w:t>Area</w:t>
-      </w:r>
-      <w:proofErr w:type="spellEnd"/>
-      <w:r>
-        <w:rPr>
-          <w:rFonts w:asciiTheme="majorHAnsi" w:hAnsiTheme="majorHAnsi" w:cstheme="majorHAnsi"/>
-          <w:sz w:val="22"/>
-          <w:szCs w:val="22"/>
-          <w:lang w:val="es-ES_tradnl"/>
-        </w:rPr>
-        <w:t xml:space="preserve"> Moreira, M. (2012). </w:t>
+      <w:r>
+        <w:rPr>
+          <w:rFonts w:asciiTheme="majorHAnsi" w:hAnsiTheme="majorHAnsi" w:cstheme="majorHAnsi"/>
+          <w:sz w:val="22"/>
+          <w:szCs w:val="22"/>
+          <w:lang w:val="es-ES_tradnl"/>
+        </w:rPr>
+        <w:t xml:space="preserve">Area Moreira, M. (2012). </w:t>
       </w:r>
       <w:r>
         <w:rPr>
@@ -18642,7 +18619,6 @@
           <w:szCs w:val="22"/>
           <w:lang w:val="es-ES_tradnl"/>
         </w:rPr>
-        <w:lastRenderedPageBreak/>
         <w:t>Referencia de artículo científico</w:t>
       </w:r>
     </w:p>
@@ -18827,6 +18803,7 @@
           <w:szCs w:val="22"/>
           <w:lang w:val="es-ES_tradnl"/>
         </w:rPr>
+        <w:lastRenderedPageBreak/>
         <w:t>Ejemplo:</w:t>
       </w:r>
     </w:p>
@@ -19242,7 +19219,6 @@
           <w:b/>
           <w:lang w:val="es-ES_tradnl"/>
         </w:rPr>
-        <w:lastRenderedPageBreak/>
         <w:t>SÍNTESIS</w:t>
       </w:r>
     </w:p>
@@ -19272,7 +19248,15 @@
           <w:rFonts w:asciiTheme="majorHAnsi" w:hAnsiTheme="majorHAnsi" w:cstheme="majorHAnsi"/>
           <w:lang w:val="es-ES_tradnl"/>
         </w:rPr>
-        <w:t>Este componente formativo desarrolla habilidades integrales para la gestión responsable de la información, orientadas a la localización, análisis y aplicación ética de los contenidos en contextos académicos. Se enfoca en la optimización del entorno de aprendizaje, el dominio de la estructura y comprensión de los textos, así como en el uso de metodologías de lectura y síntesis que fortalecen el pensamiento crítico. Asimismo, aborda la validación de fuentes bajo criterios de confiabilidad, el manejo normativo de las citas bibliográficas y la protección de la identidad digital, con el propósito de prevenir el plagio y promover la autonomía intelectual, el razonamiento lógico y el rigor en la producción académica.</w:t>
+        <w:t xml:space="preserve">Este componente formativo desarrolla habilidades integrales para la gestión responsable de la información, orientadas a la localización, análisis y aplicación ética de los contenidos en contextos académicos. Se enfoca en la optimización del entorno de aprendizaje, el dominio de la estructura y comprensión de los textos, así como en el uso de metodologías de lectura y síntesis que fortalecen el pensamiento crítico. Asimismo, aborda la validación de fuentes bajo criterios de confiabilidad, el manejo normativo de las citas bibliográficas y la </w:t>
+      </w:r>
+      <w:r>
+        <w:rPr>
+          <w:rFonts w:asciiTheme="majorHAnsi" w:hAnsiTheme="majorHAnsi" w:cstheme="majorHAnsi"/>
+          <w:lang w:val="es-ES_tradnl"/>
+        </w:rPr>
+        <w:lastRenderedPageBreak/>
+        <w:t>protección de la identidad digital, con el propósito de prevenir el plagio y promover la autonomía intelectual, el razonamiento lógico y el rigor en la producción académica.</w:t>
       </w:r>
     </w:p>
     <w:p>
@@ -19998,7 +19982,7 @@
           <w:lang w:val="es-ES_tradnl"/>
         </w:rPr>
         <w:drawing>
-          <wp:inline distT="0" distB="0" distL="0" distR="0" wp14:anchorId="2AD6BFD9" wp14:editId="126CBCF7">
+          <wp:inline distT="0" distB="0" distL="0" distR="0" wp14:anchorId="2AD6BFD9" wp14:editId="28BA327E">
             <wp:extent cx="6162675" cy="4886325"/>
             <wp:effectExtent l="38100" t="0" r="9525" b="0"/>
             <wp:docPr id="59" name="Diagrama 59"/>
@@ -20249,6 +20233,7 @@
                 <w:bCs/>
                 <w:lang w:val="es-ES_tradnl"/>
               </w:rPr>
+              <w:lastRenderedPageBreak/>
               <w:t>Objetivo de la actividad</w:t>
             </w:r>
           </w:p>
@@ -20876,7 +20861,6 @@
                 <w:b/>
                 <w:lang w:val="es-ES_tradnl"/>
               </w:rPr>
-              <w:lastRenderedPageBreak/>
               <w:t>Evaluación de fuentes:</w:t>
             </w:r>
           </w:p>
@@ -21076,6 +21060,7 @@
                 <w:b/>
                 <w:lang w:val="es-ES_tradnl"/>
               </w:rPr>
+              <w:lastRenderedPageBreak/>
               <w:t>Objetividad:</w:t>
             </w:r>
           </w:p>
@@ -21885,169 +21870,16 @@
           <w:szCs w:val="22"/>
           <w:lang w:val="es-ES_tradnl"/>
         </w:rPr>
-        <w:t xml:space="preserve">Web </w:t>
-      </w:r>
-      <w:proofErr w:type="spellStart"/>
-      <w:r>
-        <w:rPr>
-          <w:rFonts w:asciiTheme="majorHAnsi" w:hAnsiTheme="majorHAnsi" w:cstheme="majorHAnsi"/>
-          <w:i/>
-          <w:iCs/>
-          <w:sz w:val="22"/>
-          <w:szCs w:val="22"/>
-          <w:lang w:val="es-ES_tradnl"/>
-        </w:rPr>
-        <w:t>Literacy</w:t>
-      </w:r>
-      <w:proofErr w:type="spellEnd"/>
-      <w:r>
-        <w:rPr>
-          <w:rFonts w:asciiTheme="majorHAnsi" w:hAnsiTheme="majorHAnsi" w:cstheme="majorHAnsi"/>
-          <w:i/>
-          <w:iCs/>
-          <w:sz w:val="22"/>
-          <w:szCs w:val="22"/>
-          <w:lang w:val="es-ES_tradnl"/>
-        </w:rPr>
-        <w:t xml:space="preserve"> </w:t>
-      </w:r>
-      <w:proofErr w:type="spellStart"/>
-      <w:r>
-        <w:rPr>
-          <w:rFonts w:asciiTheme="majorHAnsi" w:hAnsiTheme="majorHAnsi" w:cstheme="majorHAnsi"/>
-          <w:i/>
-          <w:iCs/>
-          <w:sz w:val="22"/>
-          <w:szCs w:val="22"/>
-          <w:lang w:val="es-ES_tradnl"/>
-        </w:rPr>
-        <w:t>for</w:t>
-      </w:r>
-      <w:proofErr w:type="spellEnd"/>
-      <w:r>
-        <w:rPr>
-          <w:rFonts w:asciiTheme="majorHAnsi" w:hAnsiTheme="majorHAnsi" w:cstheme="majorHAnsi"/>
-          <w:i/>
-          <w:iCs/>
-          <w:sz w:val="22"/>
-          <w:szCs w:val="22"/>
-          <w:lang w:val="es-ES_tradnl"/>
-        </w:rPr>
-        <w:t xml:space="preserve"> </w:t>
-      </w:r>
-      <w:proofErr w:type="spellStart"/>
-      <w:r>
-        <w:rPr>
-          <w:rFonts w:asciiTheme="majorHAnsi" w:hAnsiTheme="majorHAnsi" w:cstheme="majorHAnsi"/>
-          <w:i/>
-          <w:iCs/>
-          <w:sz w:val="22"/>
-          <w:szCs w:val="22"/>
-          <w:lang w:val="es-ES_tradnl"/>
-        </w:rPr>
-        <w:t>Student</w:t>
-      </w:r>
-      <w:proofErr w:type="spellEnd"/>
-      <w:r>
-        <w:rPr>
-          <w:rFonts w:asciiTheme="majorHAnsi" w:hAnsiTheme="majorHAnsi" w:cstheme="majorHAnsi"/>
-          <w:i/>
-          <w:iCs/>
-          <w:sz w:val="22"/>
-          <w:szCs w:val="22"/>
-          <w:lang w:val="es-ES_tradnl"/>
-        </w:rPr>
-        <w:t xml:space="preserve"> </w:t>
-      </w:r>
-      <w:proofErr w:type="spellStart"/>
-      <w:r>
-        <w:rPr>
-          <w:rFonts w:asciiTheme="majorHAnsi" w:hAnsiTheme="majorHAnsi" w:cstheme="majorHAnsi"/>
-          <w:i/>
-          <w:iCs/>
-          <w:sz w:val="22"/>
-          <w:szCs w:val="22"/>
-          <w:lang w:val="es-ES_tradnl"/>
-        </w:rPr>
-        <w:t>Fact-Checkers</w:t>
-      </w:r>
-      <w:proofErr w:type="spellEnd"/>
-      <w:r>
-        <w:rPr>
-          <w:rFonts w:asciiTheme="majorHAnsi" w:hAnsiTheme="majorHAnsi" w:cstheme="majorHAnsi"/>
-          <w:i/>
-          <w:iCs/>
-          <w:sz w:val="22"/>
-          <w:szCs w:val="22"/>
-          <w:lang w:val="es-ES_tradnl"/>
-        </w:rPr>
-        <w:t xml:space="preserve">: </w:t>
-      </w:r>
-      <w:proofErr w:type="spellStart"/>
-      <w:r>
-        <w:rPr>
-          <w:rFonts w:asciiTheme="majorHAnsi" w:hAnsiTheme="majorHAnsi" w:cstheme="majorHAnsi"/>
-          <w:i/>
-          <w:iCs/>
-          <w:sz w:val="22"/>
-          <w:szCs w:val="22"/>
-          <w:lang w:val="es-ES_tradnl"/>
-        </w:rPr>
-        <w:t>The</w:t>
-      </w:r>
-      <w:proofErr w:type="spellEnd"/>
-      <w:r>
-        <w:rPr>
-          <w:rFonts w:asciiTheme="majorHAnsi" w:hAnsiTheme="majorHAnsi" w:cstheme="majorHAnsi"/>
-          <w:i/>
-          <w:iCs/>
-          <w:sz w:val="22"/>
-          <w:szCs w:val="22"/>
-          <w:lang w:val="es-ES_tradnl"/>
-        </w:rPr>
-        <w:t xml:space="preserve"> SIFT </w:t>
-      </w:r>
-      <w:proofErr w:type="spellStart"/>
-      <w:r>
-        <w:rPr>
-          <w:rFonts w:asciiTheme="majorHAnsi" w:hAnsiTheme="majorHAnsi" w:cstheme="majorHAnsi"/>
-          <w:i/>
-          <w:iCs/>
-          <w:sz w:val="22"/>
-          <w:szCs w:val="22"/>
-          <w:lang w:val="es-ES_tradnl"/>
-        </w:rPr>
-        <w:t>Method</w:t>
-      </w:r>
-      <w:proofErr w:type="spellEnd"/>
-      <w:r>
-        <w:rPr>
-          <w:rFonts w:asciiTheme="majorHAnsi" w:hAnsiTheme="majorHAnsi" w:cstheme="majorHAnsi"/>
-          <w:sz w:val="22"/>
-          <w:szCs w:val="22"/>
-          <w:lang w:val="es-ES_tradnl"/>
-        </w:rPr>
-        <w:t xml:space="preserve">. </w:t>
-      </w:r>
-      <w:proofErr w:type="spellStart"/>
-      <w:r>
-        <w:rPr>
-          <w:rFonts w:asciiTheme="majorHAnsi" w:hAnsiTheme="majorHAnsi" w:cstheme="majorHAnsi"/>
-          <w:sz w:val="22"/>
-          <w:szCs w:val="22"/>
-          <w:lang w:val="es-ES_tradnl"/>
-        </w:rPr>
-        <w:t>Pressbooks</w:t>
-      </w:r>
-      <w:proofErr w:type="spellEnd"/>
-      <w:r>
-        <w:rPr>
-          <w:rFonts w:asciiTheme="majorHAnsi" w:hAnsiTheme="majorHAnsi" w:cstheme="majorHAnsi"/>
-          <w:sz w:val="22"/>
-          <w:szCs w:val="22"/>
-          <w:lang w:val="es-ES_tradnl"/>
-        </w:rPr>
-        <w:t>. (Este método es la evolución moderna para evaluar fuentes digitales más allá del CRAAP).</w:t>
+        <w:t>Web Literacy for Student Fact-Checkers: The SIFT Method</w:t>
+      </w:r>
+      <w:r>
+        <w:rPr>
+          <w:rFonts w:asciiTheme="majorHAnsi" w:hAnsiTheme="majorHAnsi" w:cstheme="majorHAnsi"/>
+          <w:sz w:val="22"/>
+          <w:szCs w:val="22"/>
+          <w:lang w:val="es-ES_tradnl"/>
+        </w:rPr>
+        <w:t>. Pressbooks. (Este método es la evolución moderna para evaluar fuentes digitales más allá del CRAAP).</w:t>
       </w:r>
       <w:r>
         <w:rPr>
@@ -23350,21 +23182,12 @@
                 <w:szCs w:val="20"/>
               </w:rPr>
             </w:pPr>
-            <w:proofErr w:type="spellStart"/>
             <w:r>
               <w:rPr>
                 <w:sz w:val="20"/>
                 <w:szCs w:val="20"/>
               </w:rPr>
-              <w:t>Solanlly</w:t>
-            </w:r>
-            <w:proofErr w:type="spellEnd"/>
-            <w:r>
-              <w:rPr>
-                <w:sz w:val="20"/>
-                <w:szCs w:val="20"/>
-              </w:rPr>
-              <w:t xml:space="preserve"> Sánchez Melo</w:t>
+              <w:t>Solanlly Sánchez Melo</w:t>
             </w:r>
           </w:p>
         </w:tc>
@@ -23486,7 +23309,6 @@
                 <w:sz w:val="20"/>
                 <w:szCs w:val="20"/>
               </w:rPr>
-              <w:lastRenderedPageBreak/>
               <w:t>Autor (es)</w:t>
             </w:r>
           </w:p>
@@ -23816,7 +23638,7 @@
         <w:pStyle w:val="Textocomentario"/>
       </w:pPr>
       <w:r>
-        <w:t xml:space="preserve"> -Ambientes para un estudio efectivo-</w:t>
+        <w:t>Ambientes para un estudio efectivo</w:t>
       </w:r>
     </w:p>
     <w:p>
@@ -24137,15 +23959,13 @@
         <w:pStyle w:val="Textocomentario"/>
       </w:pPr>
       <w:r>
-        <w:t xml:space="preserve">Comprender </w:t>
-      </w:r>
-      <w:proofErr w:type="spellStart"/>
-      <w:r>
-        <w:t>porqué</w:t>
-      </w:r>
-      <w:proofErr w:type="spellEnd"/>
-      <w:r>
-        <w:t xml:space="preserve"> la idea principal es significativa.</w:t>
+        <w:t>Comprender por</w:t>
+      </w:r>
+      <w:r>
+        <w:t xml:space="preserve"> </w:t>
+      </w:r>
+      <w:r>
+        <w:t>qué la idea principal es significativa.</w:t>
       </w:r>
     </w:p>
     <w:p>
@@ -24387,15 +24207,7 @@
         <w:t xml:space="preserve">imagen de </w:t>
       </w:r>
       <w:r>
-        <w:t xml:space="preserve">lista de </w:t>
-      </w:r>
-      <w:proofErr w:type="spellStart"/>
-      <w:r>
-        <w:t>check</w:t>
-      </w:r>
-      <w:proofErr w:type="spellEnd"/>
-      <w:r>
-        <w:t>.</w:t>
+        <w:t>lista de check.</w:t>
       </w:r>
     </w:p>
   </w:comment>
@@ -24417,15 +24229,7 @@
         <w:annotationRef/>
       </w:r>
       <w:r>
-        <w:t xml:space="preserve">Incluir estas viñetas en una imagen de lista de </w:t>
-      </w:r>
-      <w:proofErr w:type="spellStart"/>
-      <w:r>
-        <w:t>check</w:t>
-      </w:r>
-      <w:proofErr w:type="spellEnd"/>
-      <w:r>
-        <w:t>.</w:t>
+        <w:t>Incluir estas viñetas en una imagen de lista de check.</w:t>
       </w:r>
     </w:p>
     <w:p>
@@ -24458,15 +24262,7 @@
         <w:annotationRef/>
       </w:r>
       <w:r>
-        <w:t xml:space="preserve">Incluir estas viñetas en una imagen de lista de </w:t>
-      </w:r>
-      <w:proofErr w:type="spellStart"/>
-      <w:r>
-        <w:t>check</w:t>
-      </w:r>
-      <w:proofErr w:type="spellEnd"/>
-      <w:r>
-        <w:t>.</w:t>
+        <w:t>Incluir estas viñetas en una imagen de lista de check.</w:t>
       </w:r>
     </w:p>
     <w:p>
@@ -24502,11 +24298,9 @@
       <w:r>
         <w:t xml:space="preserve">Al hacer clic se muestra el Anexo: </w:t>
       </w:r>
-      <w:proofErr w:type="spellStart"/>
       <w:r>
         <w:t>Matriz_de_evaluacion_rapida</w:t>
       </w:r>
-      <w:proofErr w:type="spellEnd"/>
     </w:p>
     <w:p>
       <w:pPr>
@@ -24555,11 +24349,15 @@
       <w:r>
         <w:t xml:space="preserve">Al hacer clic se muestra el Anexo: </w:t>
       </w:r>
-      <w:proofErr w:type="spellStart"/>
-      <w:r>
-        <w:t>Rubrica_de_evaluación_de_trabajo_de_investigacion</w:t>
-      </w:r>
-      <w:proofErr w:type="spellEnd"/>
+      <w:r>
+        <w:t>Rubrica_de_evaluaci</w:t>
+      </w:r>
+      <w:r>
+        <w:t>o</w:t>
+      </w:r>
+      <w:r>
+        <w:t>n_de_trabajo_de_investigacion</w:t>
+      </w:r>
     </w:p>
     <w:p>
       <w:pPr>
@@ -24613,11 +24411,9 @@
       <w:pPr>
         <w:pStyle w:val="Textocomentario"/>
       </w:pPr>
-      <w:proofErr w:type="spellStart"/>
       <w:r>
         <w:t>Guia_visual_Semaforo_de_confiabilidad</w:t>
       </w:r>
-      <w:proofErr w:type="spellEnd"/>
     </w:p>
     <w:p>
       <w:pPr>
@@ -24666,11 +24462,9 @@
       <w:r>
         <w:t xml:space="preserve">Al hacer clic se muestra el Anexo: </w:t>
       </w:r>
-      <w:proofErr w:type="spellStart"/>
       <w:r>
         <w:t>Plantilla_de_ficha_de_analisis_de_fuente</w:t>
       </w:r>
-      <w:proofErr w:type="spellEnd"/>
     </w:p>
     <w:p>
       <w:pPr>
@@ -24697,7 +24491,7 @@
         </w:rPr>
         <w:annotationRef/>
       </w:r>
-      <w:hyperlink r:id="rId5" w:history="1">
+      <w:hyperlink r:id="rId5" w:anchor="fromView=search&amp;page=1&amp;position=4&amp;uuid=ba5a004a-2d25-44d0-bd54-962be066614f&amp;query=seguridad+internet" w:history="1">
         <w:r>
           <w:rPr>
             <w:rStyle w:val="Hipervnculo"/>
@@ -24756,7 +24550,7 @@
         </w:rPr>
         <w:annotationRef/>
       </w:r>
-      <w:hyperlink r:id="rId6" w:history="1">
+      <w:hyperlink r:id="rId6" w:anchor="fromView=search&amp;page=1&amp;position=4&amp;uuid=4ae9c0c1-aafa-4f98-ac67-711aa46b3836&amp;query=plagio+propiedad+intelectual" w:history="1">
         <w:r>
           <w:rPr>
             <w:rStyle w:val="Hipervnculo"/>
@@ -24946,31 +24740,7 @@
         <w:spacing w:line="360" w:lineRule="auto"/>
       </w:pPr>
       <w:r>
-        <w:t xml:space="preserve">Al hacer clic se </w:t>
-      </w:r>
-      <w:proofErr w:type="spellStart"/>
-      <w:r>
-        <w:t>muestra</w:t>
-      </w:r>
-      <w:proofErr w:type="spellEnd"/>
-      <w:r>
-        <w:t xml:space="preserve"> </w:t>
-      </w:r>
-      <w:proofErr w:type="spellStart"/>
-      <w:r>
-        <w:t>esta</w:t>
-      </w:r>
-      <w:proofErr w:type="spellEnd"/>
-      <w:r>
-        <w:t xml:space="preserve"> </w:t>
-      </w:r>
-      <w:proofErr w:type="spellStart"/>
-      <w:r>
-        <w:t>página</w:t>
-      </w:r>
-      <w:proofErr w:type="spellEnd"/>
-      <w:r>
-        <w:t>:</w:t>
+        <w:t>Al hacer clic se muestra esta página:</w:t>
       </w:r>
     </w:p>
     <w:p>
@@ -25018,7 +24788,7 @@
         </w:rPr>
         <w:annotationRef/>
       </w:r>
-      <w:hyperlink r:id="rId8" w:history="1">
+      <w:hyperlink r:id="rId8" w:anchor="fromView=search&amp;page=1&amp;position=23&amp;uuid=d223eb81-a2a5-4a3d-a855-ac7ca5784bb4&amp;query=normas+APA" w:history="1">
         <w:r>
           <w:rPr>
             <w:rStyle w:val="Hipervnculo"/>
@@ -36074,42 +35844,6 @@
         </a:p>
       </dgm:t>
     </dgm:pt>
-    <dgm:pt modelId="{7FD3845B-B206-454D-A214-009AD4D58320}">
-      <dgm:prSet/>
-      <dgm:spPr/>
-      <dgm:t>
-        <a:bodyPr/>
-        <a:lstStyle/>
-        <a:p>
-          <a:r>
-            <a:rPr lang="es-CO"/>
-            <a:t>Plagio</a:t>
-          </a:r>
-        </a:p>
-      </dgm:t>
-    </dgm:pt>
-    <dgm:pt modelId="{4850808D-3334-4274-A276-F4D877FD2343}" type="parTrans" cxnId="{AB1A02A5-09C2-4135-8D27-0E004680D5A6}">
-      <dgm:prSet/>
-      <dgm:spPr/>
-      <dgm:t>
-        <a:bodyPr/>
-        <a:lstStyle/>
-        <a:p>
-          <a:endParaRPr lang="es-CO"/>
-        </a:p>
-      </dgm:t>
-    </dgm:pt>
-    <dgm:pt modelId="{D7770786-B545-48A5-9853-F9625F284D99}" type="sibTrans" cxnId="{AB1A02A5-09C2-4135-8D27-0E004680D5A6}">
-      <dgm:prSet/>
-      <dgm:spPr/>
-      <dgm:t>
-        <a:bodyPr/>
-        <a:lstStyle/>
-        <a:p>
-          <a:endParaRPr lang="es-CO"/>
-        </a:p>
-      </dgm:t>
-    </dgm:pt>
     <dgm:pt modelId="{DAE80B87-9537-42D1-BDF9-6CF717F30BE0}">
       <dgm:prSet/>
       <dgm:spPr/>
@@ -36256,7 +35990,7 @@
       <dgm:spPr/>
     </dgm:pt>
     <dgm:pt modelId="{9A1ED93D-1988-4824-83A6-0EF43EDB1ED7}" type="pres">
-      <dgm:prSet presAssocID="{AB582C42-2096-4121-BAA4-FC59220B4FC6}" presName="Name37" presStyleLbl="parChTrans1D3" presStyleIdx="0" presStyleCnt="14"/>
+      <dgm:prSet presAssocID="{AB582C42-2096-4121-BAA4-FC59220B4FC6}" presName="Name37" presStyleLbl="parChTrans1D3" presStyleIdx="0" presStyleCnt="13"/>
       <dgm:spPr/>
     </dgm:pt>
     <dgm:pt modelId="{840F9AE5-8488-4D81-B2F3-E84ACE2F4C8E}" type="pres">
@@ -36272,7 +36006,7 @@
       <dgm:spPr/>
     </dgm:pt>
     <dgm:pt modelId="{D4BFDE23-D6AC-4B4F-A67C-BE3A7E4894E3}" type="pres">
-      <dgm:prSet presAssocID="{5F3DE191-1B73-4BFC-B454-66A1D719B38A}" presName="rootText" presStyleLbl="node3" presStyleIdx="0" presStyleCnt="14" custScaleX="154612" custScaleY="111636" custLinFactNeighborX="-72032" custLinFactNeighborY="99969">
+      <dgm:prSet presAssocID="{5F3DE191-1B73-4BFC-B454-66A1D719B38A}" presName="rootText" presStyleLbl="node3" presStyleIdx="0" presStyleCnt="13" custScaleX="154612" custScaleY="111636" custLinFactNeighborX="-72032" custLinFactNeighborY="99969">
         <dgm:presLayoutVars>
           <dgm:chPref val="3"/>
         </dgm:presLayoutVars>
@@ -36280,7 +36014,7 @@
       <dgm:spPr/>
     </dgm:pt>
     <dgm:pt modelId="{B3EEED3B-24D6-4C27-BAE9-61828F1E7115}" type="pres">
-      <dgm:prSet presAssocID="{5F3DE191-1B73-4BFC-B454-66A1D719B38A}" presName="rootConnector" presStyleLbl="node3" presStyleIdx="0" presStyleCnt="14"/>
+      <dgm:prSet presAssocID="{5F3DE191-1B73-4BFC-B454-66A1D719B38A}" presName="rootConnector" presStyleLbl="node3" presStyleIdx="0" presStyleCnt="13"/>
       <dgm:spPr/>
     </dgm:pt>
     <dgm:pt modelId="{E211EC90-F252-4120-8566-ED66DDB2DF47}" type="pres">
@@ -36292,7 +36026,7 @@
       <dgm:spPr/>
     </dgm:pt>
     <dgm:pt modelId="{2553A8FE-B7AC-4A02-A132-C3E30890BA4E}" type="pres">
-      <dgm:prSet presAssocID="{0CF4057C-7E70-4983-90B4-716077DA8BD8}" presName="Name37" presStyleLbl="parChTrans1D3" presStyleIdx="1" presStyleCnt="14"/>
+      <dgm:prSet presAssocID="{0CF4057C-7E70-4983-90B4-716077DA8BD8}" presName="Name37" presStyleLbl="parChTrans1D3" presStyleIdx="1" presStyleCnt="13"/>
       <dgm:spPr/>
     </dgm:pt>
     <dgm:pt modelId="{11C159AC-393D-4A14-A112-90B8098E4C9B}" type="pres">
@@ -36308,7 +36042,7 @@
       <dgm:spPr/>
     </dgm:pt>
     <dgm:pt modelId="{5551927E-F4BA-469D-84A7-648830535337}" type="pres">
-      <dgm:prSet presAssocID="{00EA4727-E3E6-4739-87CE-039E66B5BB7E}" presName="rootText" presStyleLbl="node3" presStyleIdx="1" presStyleCnt="14" custScaleX="154466" custScaleY="111277" custLinFactNeighborX="-72032" custLinFactNeighborY="99969">
+      <dgm:prSet presAssocID="{00EA4727-E3E6-4739-87CE-039E66B5BB7E}" presName="rootText" presStyleLbl="node3" presStyleIdx="1" presStyleCnt="13" custScaleX="154466" custScaleY="111277" custLinFactNeighborX="-72032" custLinFactNeighborY="99969">
         <dgm:presLayoutVars>
           <dgm:chPref val="3"/>
         </dgm:presLayoutVars>
@@ -36316,7 +36050,7 @@
       <dgm:spPr/>
     </dgm:pt>
     <dgm:pt modelId="{A3D6420D-BED9-4F1F-81AD-EFB724B107F7}" type="pres">
-      <dgm:prSet presAssocID="{00EA4727-E3E6-4739-87CE-039E66B5BB7E}" presName="rootConnector" presStyleLbl="node3" presStyleIdx="1" presStyleCnt="14"/>
+      <dgm:prSet presAssocID="{00EA4727-E3E6-4739-87CE-039E66B5BB7E}" presName="rootConnector" presStyleLbl="node3" presStyleIdx="1" presStyleCnt="13"/>
       <dgm:spPr/>
     </dgm:pt>
     <dgm:pt modelId="{BBE9E4C1-E1BA-413B-B284-E7EBF509C0AB}" type="pres">
@@ -36328,7 +36062,7 @@
       <dgm:spPr/>
     </dgm:pt>
     <dgm:pt modelId="{331132CD-6BBE-4A8C-94B3-0F7A6DBE1884}" type="pres">
-      <dgm:prSet presAssocID="{18BE141A-BDE0-4DBB-80A6-7BD8C72F2B2C}" presName="Name37" presStyleLbl="parChTrans1D3" presStyleIdx="2" presStyleCnt="14"/>
+      <dgm:prSet presAssocID="{18BE141A-BDE0-4DBB-80A6-7BD8C72F2B2C}" presName="Name37" presStyleLbl="parChTrans1D3" presStyleIdx="2" presStyleCnt="13"/>
       <dgm:spPr/>
     </dgm:pt>
     <dgm:pt modelId="{B6C4C1D9-BBA5-4F34-A817-68149B2F7C1B}" type="pres">
@@ -36344,7 +36078,7 @@
       <dgm:spPr/>
     </dgm:pt>
     <dgm:pt modelId="{DBBC8396-6814-48A9-BC00-4105FB346C25}" type="pres">
-      <dgm:prSet presAssocID="{B0FD2B5A-D70B-4499-9D3C-F052A8FF7CEB}" presName="rootText" presStyleLbl="node3" presStyleIdx="2" presStyleCnt="14" custScaleX="154466" custScaleY="111277" custLinFactNeighborX="-72032" custLinFactNeighborY="99969">
+      <dgm:prSet presAssocID="{B0FD2B5A-D70B-4499-9D3C-F052A8FF7CEB}" presName="rootText" presStyleLbl="node3" presStyleIdx="2" presStyleCnt="13" custScaleX="154466" custScaleY="111277" custLinFactNeighborX="-72032" custLinFactNeighborY="99969">
         <dgm:presLayoutVars>
           <dgm:chPref val="3"/>
         </dgm:presLayoutVars>
@@ -36352,7 +36086,7 @@
       <dgm:spPr/>
     </dgm:pt>
     <dgm:pt modelId="{8B99088B-9CBF-402E-AE7A-528161A5CA4D}" type="pres">
-      <dgm:prSet presAssocID="{B0FD2B5A-D70B-4499-9D3C-F052A8FF7CEB}" presName="rootConnector" presStyleLbl="node3" presStyleIdx="2" presStyleCnt="14"/>
+      <dgm:prSet presAssocID="{B0FD2B5A-D70B-4499-9D3C-F052A8FF7CEB}" presName="rootConnector" presStyleLbl="node3" presStyleIdx="2" presStyleCnt="13"/>
       <dgm:spPr/>
     </dgm:pt>
     <dgm:pt modelId="{A406091F-48D6-473C-8480-FD936E1F181B}" type="pres">
@@ -36364,7 +36098,7 @@
       <dgm:spPr/>
     </dgm:pt>
     <dgm:pt modelId="{77B3E1CF-3DA2-43F7-B215-540E47820C70}" type="pres">
-      <dgm:prSet presAssocID="{A7E79E34-18F5-4C9F-9B3D-BA86E31FBD98}" presName="Name37" presStyleLbl="parChTrans1D3" presStyleIdx="3" presStyleCnt="14"/>
+      <dgm:prSet presAssocID="{A7E79E34-18F5-4C9F-9B3D-BA86E31FBD98}" presName="Name37" presStyleLbl="parChTrans1D3" presStyleIdx="3" presStyleCnt="13"/>
       <dgm:spPr/>
     </dgm:pt>
     <dgm:pt modelId="{75936F0C-B6F8-4AE6-9649-83B01637EC76}" type="pres">
@@ -36380,7 +36114,7 @@
       <dgm:spPr/>
     </dgm:pt>
     <dgm:pt modelId="{F666C2B9-72E8-4714-BE82-775A819B93B4}" type="pres">
-      <dgm:prSet presAssocID="{F5A0BF59-9D8A-44C2-A25E-069B008896ED}" presName="rootText" presStyleLbl="node3" presStyleIdx="3" presStyleCnt="14" custScaleX="154466" custScaleY="111277" custLinFactNeighborX="-72032" custLinFactNeighborY="99969">
+      <dgm:prSet presAssocID="{F5A0BF59-9D8A-44C2-A25E-069B008896ED}" presName="rootText" presStyleLbl="node3" presStyleIdx="3" presStyleCnt="13" custScaleX="154466" custScaleY="111277" custLinFactNeighborX="-72032" custLinFactNeighborY="99969">
         <dgm:presLayoutVars>
           <dgm:chPref val="3"/>
         </dgm:presLayoutVars>
@@ -36388,7 +36122,7 @@
       <dgm:spPr/>
     </dgm:pt>
     <dgm:pt modelId="{134F2CA5-6152-440E-B065-D5C04C3474BE}" type="pres">
-      <dgm:prSet presAssocID="{F5A0BF59-9D8A-44C2-A25E-069B008896ED}" presName="rootConnector" presStyleLbl="node3" presStyleIdx="3" presStyleCnt="14"/>
+      <dgm:prSet presAssocID="{F5A0BF59-9D8A-44C2-A25E-069B008896ED}" presName="rootConnector" presStyleLbl="node3" presStyleIdx="3" presStyleCnt="13"/>
       <dgm:spPr/>
     </dgm:pt>
     <dgm:pt modelId="{BD93B5E4-0714-4FC9-B9B2-A1154B7C7A88}" type="pres">
@@ -36436,7 +36170,7 @@
       <dgm:spPr/>
     </dgm:pt>
     <dgm:pt modelId="{4143EC47-C6A7-48C3-848C-C863DADDFF72}" type="pres">
-      <dgm:prSet presAssocID="{96A499DD-B853-4951-9E50-0D05CF975033}" presName="Name37" presStyleLbl="parChTrans1D3" presStyleIdx="4" presStyleCnt="14"/>
+      <dgm:prSet presAssocID="{96A499DD-B853-4951-9E50-0D05CF975033}" presName="Name37" presStyleLbl="parChTrans1D3" presStyleIdx="4" presStyleCnt="13"/>
       <dgm:spPr/>
     </dgm:pt>
     <dgm:pt modelId="{C087145F-DDC4-472B-900D-C8C6FCC7E75D}" type="pres">
@@ -36452,7 +36186,7 @@
       <dgm:spPr/>
     </dgm:pt>
     <dgm:pt modelId="{AEB8FA35-882B-43F9-812A-21E8627AE36B}" type="pres">
-      <dgm:prSet presAssocID="{849CD043-C3CD-4C8B-BC97-B460C76A4557}" presName="rootText" presStyleLbl="node3" presStyleIdx="4" presStyleCnt="14" custScaleX="149990" custScaleY="111277" custLinFactY="58338" custLinFactNeighborY="100000">
+      <dgm:prSet presAssocID="{849CD043-C3CD-4C8B-BC97-B460C76A4557}" presName="rootText" presStyleLbl="node3" presStyleIdx="4" presStyleCnt="13" custScaleX="149990" custScaleY="111277" custLinFactY="58338" custLinFactNeighborY="100000">
         <dgm:presLayoutVars>
           <dgm:chPref val="3"/>
         </dgm:presLayoutVars>
@@ -36460,7 +36194,7 @@
       <dgm:spPr/>
     </dgm:pt>
     <dgm:pt modelId="{8AF02169-8266-426C-8D34-0C7BEF026BF4}" type="pres">
-      <dgm:prSet presAssocID="{849CD043-C3CD-4C8B-BC97-B460C76A4557}" presName="rootConnector" presStyleLbl="node3" presStyleIdx="4" presStyleCnt="14"/>
+      <dgm:prSet presAssocID="{849CD043-C3CD-4C8B-BC97-B460C76A4557}" presName="rootConnector" presStyleLbl="node3" presStyleIdx="4" presStyleCnt="13"/>
       <dgm:spPr/>
     </dgm:pt>
     <dgm:pt modelId="{17A723BE-088C-4297-896D-14D5C67832C5}" type="pres">
@@ -36472,7 +36206,7 @@
       <dgm:spPr/>
     </dgm:pt>
     <dgm:pt modelId="{DE31C3C6-8B04-42A8-943F-58D6B65B4BBF}" type="pres">
-      <dgm:prSet presAssocID="{40F8A461-970A-4696-A7F6-325990D59A70}" presName="Name37" presStyleLbl="parChTrans1D3" presStyleIdx="5" presStyleCnt="14"/>
+      <dgm:prSet presAssocID="{40F8A461-970A-4696-A7F6-325990D59A70}" presName="Name37" presStyleLbl="parChTrans1D3" presStyleIdx="5" presStyleCnt="13"/>
       <dgm:spPr/>
     </dgm:pt>
     <dgm:pt modelId="{E4738ECD-6227-40F0-BA8A-9157A479FB06}" type="pres">
@@ -36488,7 +36222,7 @@
       <dgm:spPr/>
     </dgm:pt>
     <dgm:pt modelId="{14384B59-5F9D-488E-B512-263A9A048794}" type="pres">
-      <dgm:prSet presAssocID="{3037FDE5-C79A-42CB-B0EC-504325E8F74E}" presName="rootText" presStyleLbl="node3" presStyleIdx="5" presStyleCnt="14" custScaleX="149990" custScaleY="111277" custLinFactY="58338" custLinFactNeighborY="100000">
+      <dgm:prSet presAssocID="{3037FDE5-C79A-42CB-B0EC-504325E8F74E}" presName="rootText" presStyleLbl="node3" presStyleIdx="5" presStyleCnt="13" custScaleX="149990" custScaleY="111277" custLinFactY="58338" custLinFactNeighborY="100000">
         <dgm:presLayoutVars>
           <dgm:chPref val="3"/>
         </dgm:presLayoutVars>
@@ -36496,7 +36230,7 @@
       <dgm:spPr/>
     </dgm:pt>
     <dgm:pt modelId="{4616F5EC-B24C-408E-8A2F-69B5028695F8}" type="pres">
-      <dgm:prSet presAssocID="{3037FDE5-C79A-42CB-B0EC-504325E8F74E}" presName="rootConnector" presStyleLbl="node3" presStyleIdx="5" presStyleCnt="14"/>
+      <dgm:prSet presAssocID="{3037FDE5-C79A-42CB-B0EC-504325E8F74E}" presName="rootConnector" presStyleLbl="node3" presStyleIdx="5" presStyleCnt="13"/>
       <dgm:spPr/>
     </dgm:pt>
     <dgm:pt modelId="{10E9C7A3-2847-4996-B54E-32C805E4E63E}" type="pres">
@@ -36544,7 +36278,7 @@
       <dgm:spPr/>
     </dgm:pt>
     <dgm:pt modelId="{03D6D93B-D931-4954-B9C6-4A8C77ECE6BC}" type="pres">
-      <dgm:prSet presAssocID="{6FB0ED52-137C-4B34-B51E-E9382F789787}" presName="Name37" presStyleLbl="parChTrans1D3" presStyleIdx="6" presStyleCnt="14"/>
+      <dgm:prSet presAssocID="{6FB0ED52-137C-4B34-B51E-E9382F789787}" presName="Name37" presStyleLbl="parChTrans1D3" presStyleIdx="6" presStyleCnt="13"/>
       <dgm:spPr/>
     </dgm:pt>
     <dgm:pt modelId="{F70E0800-8A7B-41F5-913A-7D6D699F3DA4}" type="pres">
@@ -36560,7 +36294,7 @@
       <dgm:spPr/>
     </dgm:pt>
     <dgm:pt modelId="{223D9841-27DF-4079-B2AD-8840CED86B78}" type="pres">
-      <dgm:prSet presAssocID="{D0A6BD5A-F763-4112-9721-F160898C83CC}" presName="rootText" presStyleLbl="node3" presStyleIdx="6" presStyleCnt="14" custScaleX="124408" custLinFactNeighborX="47768">
+      <dgm:prSet presAssocID="{D0A6BD5A-F763-4112-9721-F160898C83CC}" presName="rootText" presStyleLbl="node3" presStyleIdx="6" presStyleCnt="13" custScaleX="124408" custLinFactNeighborX="47768">
         <dgm:presLayoutVars>
           <dgm:chPref val="3"/>
         </dgm:presLayoutVars>
@@ -36568,7 +36302,7 @@
       <dgm:spPr/>
     </dgm:pt>
     <dgm:pt modelId="{A17F996C-A854-4B67-ABFF-185EDD131A46}" type="pres">
-      <dgm:prSet presAssocID="{D0A6BD5A-F763-4112-9721-F160898C83CC}" presName="rootConnector" presStyleLbl="node3" presStyleIdx="6" presStyleCnt="14"/>
+      <dgm:prSet presAssocID="{D0A6BD5A-F763-4112-9721-F160898C83CC}" presName="rootConnector" presStyleLbl="node3" presStyleIdx="6" presStyleCnt="13"/>
       <dgm:spPr/>
     </dgm:pt>
     <dgm:pt modelId="{0973EC35-EC3D-4224-82B7-D1F1AE536417}" type="pres">
@@ -36580,7 +36314,7 @@
       <dgm:spPr/>
     </dgm:pt>
     <dgm:pt modelId="{57479B43-6913-46D0-9B73-7B093CD17543}" type="pres">
-      <dgm:prSet presAssocID="{50CDEF2A-FF0B-4F01-8E7F-0694D67189B8}" presName="Name37" presStyleLbl="parChTrans1D3" presStyleIdx="7" presStyleCnt="14"/>
+      <dgm:prSet presAssocID="{50CDEF2A-FF0B-4F01-8E7F-0694D67189B8}" presName="Name37" presStyleLbl="parChTrans1D3" presStyleIdx="7" presStyleCnt="13"/>
       <dgm:spPr/>
     </dgm:pt>
     <dgm:pt modelId="{BB2844BA-0D7F-46A2-A31F-DDADE9D14561}" type="pres">
@@ -36596,7 +36330,7 @@
       <dgm:spPr/>
     </dgm:pt>
     <dgm:pt modelId="{A1DA0970-A540-4C2A-B0F1-39F2ED0401F3}" type="pres">
-      <dgm:prSet presAssocID="{9CFB0E63-D132-47D9-9004-688EB818E5C7}" presName="rootText" presStyleLbl="node3" presStyleIdx="7" presStyleCnt="14" custScaleX="124408" custLinFactNeighborX="47768" custLinFactNeighborY="-7349">
+      <dgm:prSet presAssocID="{9CFB0E63-D132-47D9-9004-688EB818E5C7}" presName="rootText" presStyleLbl="node3" presStyleIdx="7" presStyleCnt="13" custScaleX="124408" custLinFactNeighborX="47768" custLinFactNeighborY="-7349">
         <dgm:presLayoutVars>
           <dgm:chPref val="3"/>
         </dgm:presLayoutVars>
@@ -36604,7 +36338,7 @@
       <dgm:spPr/>
     </dgm:pt>
     <dgm:pt modelId="{B2BDE845-C80B-443F-9D10-12DF6BB8E8A1}" type="pres">
-      <dgm:prSet presAssocID="{9CFB0E63-D132-47D9-9004-688EB818E5C7}" presName="rootConnector" presStyleLbl="node3" presStyleIdx="7" presStyleCnt="14"/>
+      <dgm:prSet presAssocID="{9CFB0E63-D132-47D9-9004-688EB818E5C7}" presName="rootConnector" presStyleLbl="node3" presStyleIdx="7" presStyleCnt="13"/>
       <dgm:spPr/>
     </dgm:pt>
     <dgm:pt modelId="{1AC19E95-11A9-40D0-87EB-5A0F32C54DDC}" type="pres">
@@ -36616,7 +36350,7 @@
       <dgm:spPr/>
     </dgm:pt>
     <dgm:pt modelId="{D103CBAC-55A3-4190-BE07-43EFED9B0557}" type="pres">
-      <dgm:prSet presAssocID="{40A65499-0C98-4A5A-905A-4D36440236AF}" presName="Name37" presStyleLbl="parChTrans1D3" presStyleIdx="8" presStyleCnt="14"/>
+      <dgm:prSet presAssocID="{40A65499-0C98-4A5A-905A-4D36440236AF}" presName="Name37" presStyleLbl="parChTrans1D3" presStyleIdx="8" presStyleCnt="13"/>
       <dgm:spPr/>
     </dgm:pt>
     <dgm:pt modelId="{C443CCD4-787B-439D-928A-25EF535C7617}" type="pres">
@@ -36632,7 +36366,7 @@
       <dgm:spPr/>
     </dgm:pt>
     <dgm:pt modelId="{C8304CFF-B6C4-43CF-93CB-BC54DF537094}" type="pres">
-      <dgm:prSet presAssocID="{D3B42C8C-7883-4037-9AD9-EE4F5B5C0589}" presName="rootText" presStyleLbl="node3" presStyleIdx="8" presStyleCnt="14" custScaleX="124408" custLinFactNeighborX="47768" custLinFactNeighborY="-2450">
+      <dgm:prSet presAssocID="{D3B42C8C-7883-4037-9AD9-EE4F5B5C0589}" presName="rootText" presStyleLbl="node3" presStyleIdx="8" presStyleCnt="13" custScaleX="124408" custLinFactNeighborX="47768" custLinFactNeighborY="-2450">
         <dgm:presLayoutVars>
           <dgm:chPref val="3"/>
         </dgm:presLayoutVars>
@@ -36640,7 +36374,7 @@
       <dgm:spPr/>
     </dgm:pt>
     <dgm:pt modelId="{FBB35E40-98F5-4ED9-A28E-98E2BB28FEEB}" type="pres">
-      <dgm:prSet presAssocID="{D3B42C8C-7883-4037-9AD9-EE4F5B5C0589}" presName="rootConnector" presStyleLbl="node3" presStyleIdx="8" presStyleCnt="14"/>
+      <dgm:prSet presAssocID="{D3B42C8C-7883-4037-9AD9-EE4F5B5C0589}" presName="rootConnector" presStyleLbl="node3" presStyleIdx="8" presStyleCnt="13"/>
       <dgm:spPr/>
     </dgm:pt>
     <dgm:pt modelId="{FDC552C2-F055-4544-ABBE-C5725A060D80}" type="pres">
@@ -36688,7 +36422,7 @@
       <dgm:spPr/>
     </dgm:pt>
     <dgm:pt modelId="{58F417D0-CC1A-4A6E-A356-D6D1152C831E}" type="pres">
-      <dgm:prSet presAssocID="{A05C1D09-1340-4395-BABA-3B9337E744D7}" presName="Name37" presStyleLbl="parChTrans1D3" presStyleIdx="9" presStyleCnt="14"/>
+      <dgm:prSet presAssocID="{A05C1D09-1340-4395-BABA-3B9337E744D7}" presName="Name37" presStyleLbl="parChTrans1D3" presStyleIdx="9" presStyleCnt="13"/>
       <dgm:spPr/>
     </dgm:pt>
     <dgm:pt modelId="{776405DB-C102-4F67-8BD5-59EE6C68B450}" type="pres">
@@ -36704,7 +36438,7 @@
       <dgm:spPr/>
     </dgm:pt>
     <dgm:pt modelId="{1FAA2298-4A7C-415E-9F2F-E8015275DFBF}" type="pres">
-      <dgm:prSet presAssocID="{9BF78A53-9E32-4EF1-9B59-D351AA991FA5}" presName="rootText" presStyleLbl="node3" presStyleIdx="9" presStyleCnt="14" custScaleX="133714" custLinFactY="100000" custLinFactNeighborX="18453" custLinFactNeighborY="161016">
+      <dgm:prSet presAssocID="{9BF78A53-9E32-4EF1-9B59-D351AA991FA5}" presName="rootText" presStyleLbl="node3" presStyleIdx="9" presStyleCnt="13" custScaleX="133714" custLinFactY="100000" custLinFactNeighborX="18453" custLinFactNeighborY="161016">
         <dgm:presLayoutVars>
           <dgm:chPref val="3"/>
         </dgm:presLayoutVars>
@@ -36712,7 +36446,7 @@
       <dgm:spPr/>
     </dgm:pt>
     <dgm:pt modelId="{01342B24-35C1-46D1-9474-C1439E8E5CF4}" type="pres">
-      <dgm:prSet presAssocID="{9BF78A53-9E32-4EF1-9B59-D351AA991FA5}" presName="rootConnector" presStyleLbl="node3" presStyleIdx="9" presStyleCnt="14"/>
+      <dgm:prSet presAssocID="{9BF78A53-9E32-4EF1-9B59-D351AA991FA5}" presName="rootConnector" presStyleLbl="node3" presStyleIdx="9" presStyleCnt="13"/>
       <dgm:spPr/>
     </dgm:pt>
     <dgm:pt modelId="{3B5E57C1-F3AE-4717-89CA-629A2CDB65A9}" type="pres">
@@ -36724,7 +36458,7 @@
       <dgm:spPr/>
     </dgm:pt>
     <dgm:pt modelId="{C574C318-213D-4C1E-B351-4D58D973771C}" type="pres">
-      <dgm:prSet presAssocID="{5ADBB3ED-8BFF-4AA1-8E15-8B5C50C22DC0}" presName="Name37" presStyleLbl="parChTrans1D3" presStyleIdx="10" presStyleCnt="14"/>
+      <dgm:prSet presAssocID="{5ADBB3ED-8BFF-4AA1-8E15-8B5C50C22DC0}" presName="Name37" presStyleLbl="parChTrans1D3" presStyleIdx="10" presStyleCnt="13"/>
       <dgm:spPr/>
     </dgm:pt>
     <dgm:pt modelId="{AABE3F2B-D38F-4BE6-B35E-810DBEF24205}" type="pres">
@@ -36740,7 +36474,7 @@
       <dgm:spPr/>
     </dgm:pt>
     <dgm:pt modelId="{971F0657-3D20-4042-9A0A-C704BF971594}" type="pres">
-      <dgm:prSet presAssocID="{5003087B-7823-40C9-983D-7054B975FB30}" presName="rootText" presStyleLbl="node3" presStyleIdx="10" presStyleCnt="14" custScaleX="133714" custLinFactY="100000" custLinFactNeighborX="18453" custLinFactNeighborY="161016">
+      <dgm:prSet presAssocID="{5003087B-7823-40C9-983D-7054B975FB30}" presName="rootText" presStyleLbl="node3" presStyleIdx="10" presStyleCnt="13" custScaleX="133714" custLinFactY="100000" custLinFactNeighborX="18453" custLinFactNeighborY="161016">
         <dgm:presLayoutVars>
           <dgm:chPref val="3"/>
         </dgm:presLayoutVars>
@@ -36748,7 +36482,7 @@
       <dgm:spPr/>
     </dgm:pt>
     <dgm:pt modelId="{FC353E54-2B19-4EA8-980E-4B77D5A99193}" type="pres">
-      <dgm:prSet presAssocID="{5003087B-7823-40C9-983D-7054B975FB30}" presName="rootConnector" presStyleLbl="node3" presStyleIdx="10" presStyleCnt="14"/>
+      <dgm:prSet presAssocID="{5003087B-7823-40C9-983D-7054B975FB30}" presName="rootConnector" presStyleLbl="node3" presStyleIdx="10" presStyleCnt="13"/>
       <dgm:spPr/>
     </dgm:pt>
     <dgm:pt modelId="{97A1743D-6669-4C4E-BDC5-F0BE04D2C782}" type="pres">
@@ -36795,44 +36529,8 @@
       <dgm:prSet presAssocID="{B3300D36-66FF-451F-AECE-72F7ADD9488C}" presName="hierChild4" presStyleCnt="0"/>
       <dgm:spPr/>
     </dgm:pt>
-    <dgm:pt modelId="{2FD19373-DBFB-45FA-ABA6-095D7757D9E4}" type="pres">
-      <dgm:prSet presAssocID="{4850808D-3334-4274-A276-F4D877FD2343}" presName="Name37" presStyleLbl="parChTrans1D3" presStyleIdx="11" presStyleCnt="14"/>
-      <dgm:spPr/>
-    </dgm:pt>
-    <dgm:pt modelId="{0F4DE3FA-D0CB-41F7-A7B8-F8029868B49F}" type="pres">
-      <dgm:prSet presAssocID="{7FD3845B-B206-454D-A214-009AD4D58320}" presName="hierRoot2" presStyleCnt="0">
-        <dgm:presLayoutVars>
-          <dgm:hierBranch val="init"/>
-        </dgm:presLayoutVars>
-      </dgm:prSet>
-      <dgm:spPr/>
-    </dgm:pt>
-    <dgm:pt modelId="{7D103E70-80A2-45FA-B0F0-C1957AD55A5A}" type="pres">
-      <dgm:prSet presAssocID="{7FD3845B-B206-454D-A214-009AD4D58320}" presName="rootComposite" presStyleCnt="0"/>
-      <dgm:spPr/>
-    </dgm:pt>
-    <dgm:pt modelId="{5F49D282-02E3-4F42-B397-7F577E1B06D9}" type="pres">
-      <dgm:prSet presAssocID="{7FD3845B-B206-454D-A214-009AD4D58320}" presName="rootText" presStyleLbl="node3" presStyleIdx="11" presStyleCnt="14">
-        <dgm:presLayoutVars>
-          <dgm:chPref val="3"/>
-        </dgm:presLayoutVars>
-      </dgm:prSet>
-      <dgm:spPr/>
-    </dgm:pt>
-    <dgm:pt modelId="{82E8A432-3626-4087-BA30-D6EEE53764D0}" type="pres">
-      <dgm:prSet presAssocID="{7FD3845B-B206-454D-A214-009AD4D58320}" presName="rootConnector" presStyleLbl="node3" presStyleIdx="11" presStyleCnt="14"/>
-      <dgm:spPr/>
-    </dgm:pt>
-    <dgm:pt modelId="{428B3150-7590-4C6D-96E4-2F7CCF333E5B}" type="pres">
-      <dgm:prSet presAssocID="{7FD3845B-B206-454D-A214-009AD4D58320}" presName="hierChild4" presStyleCnt="0"/>
-      <dgm:spPr/>
-    </dgm:pt>
-    <dgm:pt modelId="{C84EEB72-EEB4-47FD-A299-236A26B05161}" type="pres">
-      <dgm:prSet presAssocID="{7FD3845B-B206-454D-A214-009AD4D58320}" presName="hierChild5" presStyleCnt="0"/>
-      <dgm:spPr/>
-    </dgm:pt>
     <dgm:pt modelId="{5FD4966F-2172-4E1E-ADDD-97649BEF0493}" type="pres">
-      <dgm:prSet presAssocID="{7FF46717-7441-42D0-BF90-15B4E5002504}" presName="Name37" presStyleLbl="parChTrans1D3" presStyleIdx="12" presStyleCnt="14"/>
+      <dgm:prSet presAssocID="{7FF46717-7441-42D0-BF90-15B4E5002504}" presName="Name37" presStyleLbl="parChTrans1D3" presStyleIdx="11" presStyleCnt="13"/>
       <dgm:spPr/>
     </dgm:pt>
     <dgm:pt modelId="{1193DC8B-8F15-4453-9695-44475EBB4D69}" type="pres">
@@ -36848,7 +36546,7 @@
       <dgm:spPr/>
     </dgm:pt>
     <dgm:pt modelId="{80BDF85B-86FC-4D24-9A1E-62B59D6FAF3F}" type="pres">
-      <dgm:prSet presAssocID="{DAE80B87-9537-42D1-BDF9-6CF717F30BE0}" presName="rootText" presStyleLbl="node3" presStyleIdx="12" presStyleCnt="14">
+      <dgm:prSet presAssocID="{DAE80B87-9537-42D1-BDF9-6CF717F30BE0}" presName="rootText" presStyleLbl="node3" presStyleIdx="11" presStyleCnt="13">
         <dgm:presLayoutVars>
           <dgm:chPref val="3"/>
         </dgm:presLayoutVars>
@@ -36856,7 +36554,7 @@
       <dgm:spPr/>
     </dgm:pt>
     <dgm:pt modelId="{4461512F-C548-44CB-A1A2-9254245A515F}" type="pres">
-      <dgm:prSet presAssocID="{DAE80B87-9537-42D1-BDF9-6CF717F30BE0}" presName="rootConnector" presStyleLbl="node3" presStyleIdx="12" presStyleCnt="14"/>
+      <dgm:prSet presAssocID="{DAE80B87-9537-42D1-BDF9-6CF717F30BE0}" presName="rootConnector" presStyleLbl="node3" presStyleIdx="11" presStyleCnt="13"/>
       <dgm:spPr/>
     </dgm:pt>
     <dgm:pt modelId="{A881F9BD-BA41-42DB-A074-BB63DB7D2A74}" type="pres">
@@ -36868,7 +36566,7 @@
       <dgm:spPr/>
     </dgm:pt>
     <dgm:pt modelId="{7168D5D5-1231-441A-AB9B-6AF92EC4AE56}" type="pres">
-      <dgm:prSet presAssocID="{65D18F1F-7777-4971-B76A-F8D5241E7903}" presName="Name37" presStyleLbl="parChTrans1D3" presStyleIdx="13" presStyleCnt="14"/>
+      <dgm:prSet presAssocID="{65D18F1F-7777-4971-B76A-F8D5241E7903}" presName="Name37" presStyleLbl="parChTrans1D3" presStyleIdx="12" presStyleCnt="13"/>
       <dgm:spPr/>
     </dgm:pt>
     <dgm:pt modelId="{074B58A0-3FCF-4F71-B11B-E308F2C3A2C8}" type="pres">
@@ -36884,7 +36582,7 @@
       <dgm:spPr/>
     </dgm:pt>
     <dgm:pt modelId="{7D6D6707-545F-40FD-B1B3-E11CD1FFC52F}" type="pres">
-      <dgm:prSet presAssocID="{B93C7484-66AE-4D96-9BEF-7F4666349FB0}" presName="rootText" presStyleLbl="node3" presStyleIdx="13" presStyleCnt="14">
+      <dgm:prSet presAssocID="{B93C7484-66AE-4D96-9BEF-7F4666349FB0}" presName="rootText" presStyleLbl="node3" presStyleIdx="12" presStyleCnt="13">
         <dgm:presLayoutVars>
           <dgm:chPref val="3"/>
         </dgm:presLayoutVars>
@@ -36892,7 +36590,7 @@
       <dgm:spPr/>
     </dgm:pt>
     <dgm:pt modelId="{777D7AD3-7CC9-4F65-9509-3E04FDE3FC32}" type="pres">
-      <dgm:prSet presAssocID="{B93C7484-66AE-4D96-9BEF-7F4666349FB0}" presName="rootConnector" presStyleLbl="node3" presStyleIdx="13" presStyleCnt="14"/>
+      <dgm:prSet presAssocID="{B93C7484-66AE-4D96-9BEF-7F4666349FB0}" presName="rootConnector" presStyleLbl="node3" presStyleIdx="12" presStyleCnt="13"/>
       <dgm:spPr/>
     </dgm:pt>
     <dgm:pt modelId="{EC6111FB-8A9F-46BA-AA1E-3F76D2538C4B}" type="pres">
@@ -36918,10 +36616,8 @@
     <dgm:cxn modelId="{B0FD0903-AC86-4BFF-B007-A64F4D0D3F88}" type="presOf" srcId="{D0A6BD5A-F763-4112-9721-F160898C83CC}" destId="{A17F996C-A854-4B67-ABFF-185EDD131A46}" srcOrd="1" destOrd="0" presId="urn:microsoft.com/office/officeart/2005/8/layout/orgChart1"/>
     <dgm:cxn modelId="{5D8AF905-D194-4472-803B-1BC230F20444}" type="presOf" srcId="{B0FD2B5A-D70B-4499-9D3C-F052A8FF7CEB}" destId="{DBBC8396-6814-48A9-BC00-4105FB346C25}" srcOrd="0" destOrd="0" presId="urn:microsoft.com/office/officeart/2005/8/layout/orgChart1"/>
     <dgm:cxn modelId="{7CC94307-3B73-446D-AEDE-A93B1C89DD2C}" type="presOf" srcId="{65D18F1F-7777-4971-B76A-F8D5241E7903}" destId="{7168D5D5-1231-441A-AB9B-6AF92EC4AE56}" srcOrd="0" destOrd="0" presId="urn:microsoft.com/office/officeart/2005/8/layout/orgChart1"/>
-    <dgm:cxn modelId="{69D2E409-79FF-4309-BAAA-B59803593014}" type="presOf" srcId="{7FD3845B-B206-454D-A214-009AD4D58320}" destId="{82E8A432-3626-4087-BA30-D6EEE53764D0}" srcOrd="1" destOrd="0" presId="urn:microsoft.com/office/officeart/2005/8/layout/orgChart1"/>
     <dgm:cxn modelId="{12F1EB09-6F2A-492F-A9C6-19F2F43A3B7F}" type="presOf" srcId="{3037FDE5-C79A-42CB-B0EC-504325E8F74E}" destId="{14384B59-5F9D-488E-B512-263A9A048794}" srcOrd="0" destOrd="0" presId="urn:microsoft.com/office/officeart/2005/8/layout/orgChart1"/>
     <dgm:cxn modelId="{3A9EF60D-B5A0-46EF-81FF-B033662BEA56}" type="presOf" srcId="{5ADBB3ED-8BFF-4AA1-8E15-8B5C50C22DC0}" destId="{C574C318-213D-4C1E-B351-4D58D973771C}" srcOrd="0" destOrd="0" presId="urn:microsoft.com/office/officeart/2005/8/layout/orgChart1"/>
-    <dgm:cxn modelId="{ED14D111-8152-46E7-AC25-0FD5ED2FFCFB}" type="presOf" srcId="{7FD3845B-B206-454D-A214-009AD4D58320}" destId="{5F49D282-02E3-4F42-B397-7F577E1B06D9}" srcOrd="0" destOrd="0" presId="urn:microsoft.com/office/officeart/2005/8/layout/orgChart1"/>
     <dgm:cxn modelId="{C07E0712-A047-4393-92A3-46AA2CC04645}" type="presOf" srcId="{9BF78A53-9E32-4EF1-9B59-D351AA991FA5}" destId="{1FAA2298-4A7C-415E-9F2F-E8015275DFBF}" srcOrd="0" destOrd="0" presId="urn:microsoft.com/office/officeart/2005/8/layout/orgChart1"/>
     <dgm:cxn modelId="{70CAE915-27B5-4C39-A2AD-4975F39093E1}" srcId="{0B1C19D9-2AD3-4581-B392-5320DFD56549}" destId="{5003087B-7823-40C9-983D-7054B975FB30}" srcOrd="1" destOrd="0" parTransId="{5ADBB3ED-8BFF-4AA1-8E15-8B5C50C22DC0}" sibTransId="{6B69707F-ADBF-4563-B404-78328F562C39}"/>
     <dgm:cxn modelId="{FE8FEB18-74EB-4CF1-929D-193487DC3438}" type="presOf" srcId="{9CFB0E63-D132-47D9-9004-688EB818E5C7}" destId="{A1DA0970-A540-4C2A-B0F1-39F2ED0401F3}" srcOrd="0" destOrd="0" presId="urn:microsoft.com/office/officeart/2005/8/layout/orgChart1"/>
@@ -36949,7 +36645,6 @@
     <dgm:cxn modelId="{36DA6950-F280-4B73-9770-3977853FF0AB}" type="presOf" srcId="{B93C7484-66AE-4D96-9BEF-7F4666349FB0}" destId="{777D7AD3-7CC9-4F65-9509-3E04FDE3FC32}" srcOrd="1" destOrd="0" presId="urn:microsoft.com/office/officeart/2005/8/layout/orgChart1"/>
     <dgm:cxn modelId="{FE679970-B053-4CAF-A922-35F87EE2C4E9}" type="presOf" srcId="{0B1C19D9-2AD3-4581-B392-5320DFD56549}" destId="{477AA49F-61DF-4C36-8894-F4D716FEE453}" srcOrd="0" destOrd="0" presId="urn:microsoft.com/office/officeart/2005/8/layout/orgChart1"/>
     <dgm:cxn modelId="{F63E8352-BC09-4F0A-AF75-681649863616}" type="presOf" srcId="{F5C7ACD8-E2BF-4370-85C2-C9FCF06F31B7}" destId="{5F5EDEBA-51CC-48A5-8C58-7791C6B23FB1}" srcOrd="1" destOrd="0" presId="urn:microsoft.com/office/officeart/2005/8/layout/orgChart1"/>
-    <dgm:cxn modelId="{C2C28E72-9A25-4694-AFE8-B8042444F35B}" type="presOf" srcId="{4850808D-3334-4274-A276-F4D877FD2343}" destId="{2FD19373-DBFB-45FA-ABA6-095D7757D9E4}" srcOrd="0" destOrd="0" presId="urn:microsoft.com/office/officeart/2005/8/layout/orgChart1"/>
     <dgm:cxn modelId="{C89FF155-8C18-413F-A9AA-F8968D41E5B1}" type="presOf" srcId="{AB582C42-2096-4121-BAA4-FC59220B4FC6}" destId="{9A1ED93D-1988-4824-83A6-0EF43EDB1ED7}" srcOrd="0" destOrd="0" presId="urn:microsoft.com/office/officeart/2005/8/layout/orgChart1"/>
     <dgm:cxn modelId="{F25A8356-E392-4DFF-B442-04F2B59549E3}" srcId="{3CE4E1C4-9CF5-43F5-8897-E3070C0B8A3B}" destId="{9CFB0E63-D132-47D9-9004-688EB818E5C7}" srcOrd="1" destOrd="0" parTransId="{50CDEF2A-FF0B-4F01-8E7F-0694D67189B8}" sibTransId="{AC26289C-4597-423F-A222-86ED58FC3F53}"/>
     <dgm:cxn modelId="{20A96D77-9673-4380-BB1B-7D0641D8CD0C}" type="presOf" srcId="{3037FDE5-C79A-42CB-B0EC-504325E8F74E}" destId="{4616F5EC-B24C-408E-8A2F-69B5028695F8}" srcOrd="1" destOrd="0" presId="urn:microsoft.com/office/officeart/2005/8/layout/orgChart1"/>
@@ -36962,7 +36657,7 @@
     <dgm:cxn modelId="{FD066A87-FF49-4C9C-990C-47424CEB5382}" type="presOf" srcId="{40A65499-0C98-4A5A-905A-4D36440236AF}" destId="{D103CBAC-55A3-4190-BE07-43EFED9B0557}" srcOrd="0" destOrd="0" presId="urn:microsoft.com/office/officeart/2005/8/layout/orgChart1"/>
     <dgm:cxn modelId="{D3805187-E552-41DC-B7E4-E8954C768488}" type="presOf" srcId="{5003087B-7823-40C9-983D-7054B975FB30}" destId="{971F0657-3D20-4042-9A0A-C704BF971594}" srcOrd="0" destOrd="0" presId="urn:microsoft.com/office/officeart/2005/8/layout/orgChart1"/>
     <dgm:cxn modelId="{B323BF8B-E031-47D6-AE47-7D4E37136426}" type="presOf" srcId="{9CFB0E63-D132-47D9-9004-688EB818E5C7}" destId="{B2BDE845-C80B-443F-9D10-12DF6BB8E8A1}" srcOrd="1" destOrd="0" presId="urn:microsoft.com/office/officeart/2005/8/layout/orgChart1"/>
-    <dgm:cxn modelId="{84E0478D-4FDF-4806-A5DE-1D46D4B3F5C5}" srcId="{B3300D36-66FF-451F-AECE-72F7ADD9488C}" destId="{DAE80B87-9537-42D1-BDF9-6CF717F30BE0}" srcOrd="1" destOrd="0" parTransId="{7FF46717-7441-42D0-BF90-15B4E5002504}" sibTransId="{DB26A7B2-95B1-42AB-9A4C-2BA3934157E1}"/>
+    <dgm:cxn modelId="{84E0478D-4FDF-4806-A5DE-1D46D4B3F5C5}" srcId="{B3300D36-66FF-451F-AECE-72F7ADD9488C}" destId="{DAE80B87-9537-42D1-BDF9-6CF717F30BE0}" srcOrd="0" destOrd="0" parTransId="{7FF46717-7441-42D0-BF90-15B4E5002504}" sibTransId="{DB26A7B2-95B1-42AB-9A4C-2BA3934157E1}"/>
     <dgm:cxn modelId="{F092078F-9B73-4689-AE13-9855B8D40964}" type="presOf" srcId="{6FB0ED52-137C-4B34-B51E-E9382F789787}" destId="{03D6D93B-D931-4954-B9C6-4A8C77ECE6BC}" srcOrd="0" destOrd="0" presId="urn:microsoft.com/office/officeart/2005/8/layout/orgChart1"/>
     <dgm:cxn modelId="{EFCB9A91-C5B1-46EB-A58D-8CE53C83D0C5}" type="presOf" srcId="{2061C71C-D4C1-421B-AA6D-62ADE5BDBE07}" destId="{9ABE1114-75F6-455E-877B-DBA7903652B9}" srcOrd="0" destOrd="0" presId="urn:microsoft.com/office/officeart/2005/8/layout/orgChart1"/>
     <dgm:cxn modelId="{8F5E4692-1B16-42B7-B01E-FC37C4D338C6}" type="presOf" srcId="{752FE34B-9E3E-4011-80C8-B92212C4DDC0}" destId="{1E3C96BC-A6BA-420B-9F59-994184F8ED9B}" srcOrd="0" destOrd="0" presId="urn:microsoft.com/office/officeart/2005/8/layout/orgChart1"/>
@@ -36973,7 +36668,6 @@
     <dgm:cxn modelId="{2C79C79B-402D-4BF2-ACE6-05E40F349F6A}" type="presOf" srcId="{B93C7484-66AE-4D96-9BEF-7F4666349FB0}" destId="{7D6D6707-545F-40FD-B1B3-E11CD1FFC52F}" srcOrd="0" destOrd="0" presId="urn:microsoft.com/office/officeart/2005/8/layout/orgChart1"/>
     <dgm:cxn modelId="{A22CEB9B-5A70-4437-898F-D6610201968B}" type="presOf" srcId="{DE23707D-A6B4-434A-B9CD-DBADAA60F076}" destId="{932F7202-AD75-41E3-86F1-61C0651DB8AD}" srcOrd="0" destOrd="0" presId="urn:microsoft.com/office/officeart/2005/8/layout/orgChart1"/>
     <dgm:cxn modelId="{2081F8A2-F49E-43A2-82F2-2ACD2BD9AE32}" srcId="{2061C71C-D4C1-421B-AA6D-62ADE5BDBE07}" destId="{00EA4727-E3E6-4739-87CE-039E66B5BB7E}" srcOrd="1" destOrd="0" parTransId="{0CF4057C-7E70-4983-90B4-716077DA8BD8}" sibTransId="{D441CF6F-39E5-4D44-BEC1-D8246626D516}"/>
-    <dgm:cxn modelId="{AB1A02A5-09C2-4135-8D27-0E004680D5A6}" srcId="{B3300D36-66FF-451F-AECE-72F7ADD9488C}" destId="{7FD3845B-B206-454D-A214-009AD4D58320}" srcOrd="0" destOrd="0" parTransId="{4850808D-3334-4274-A276-F4D877FD2343}" sibTransId="{D7770786-B545-48A5-9853-F9625F284D99}"/>
     <dgm:cxn modelId="{CC2E87A7-0375-41F3-BF71-6E861CB7C611}" type="presOf" srcId="{96A499DD-B853-4951-9E50-0D05CF975033}" destId="{4143EC47-C6A7-48C3-848C-C863DADDFF72}" srcOrd="0" destOrd="0" presId="urn:microsoft.com/office/officeart/2005/8/layout/orgChart1"/>
     <dgm:cxn modelId="{3CC3A0B5-6A1A-4837-9F18-A00449472FA7}" type="presOf" srcId="{F5C7ACD8-E2BF-4370-85C2-C9FCF06F31B7}" destId="{928F72E3-E2FC-44F0-8D60-40873E322A0E}" srcOrd="0" destOrd="0" presId="urn:microsoft.com/office/officeart/2005/8/layout/orgChart1"/>
     <dgm:cxn modelId="{3D2169B9-0416-4AA5-94D4-B0FD412F4843}" srcId="{B2C7C230-34BD-459E-9241-C70334FB58B7}" destId="{DE23707D-A6B4-434A-B9CD-DBADAA60F076}" srcOrd="0" destOrd="0" parTransId="{525FEE7C-1BAB-4AA8-840B-E3C28056A439}" sibTransId="{A97B23D2-B04B-42BC-8330-BCD5C1B9BA5D}"/>
@@ -36982,7 +36676,7 @@
     <dgm:cxn modelId="{6A0835BF-CCB0-455B-A884-FDE274AC31D4}" type="presOf" srcId="{0269BEF5-6FF8-492D-9ADA-239CC7FE42CF}" destId="{6F42B4AC-E793-44D6-99D0-5CC85FF60D74}" srcOrd="0" destOrd="0" presId="urn:microsoft.com/office/officeart/2005/8/layout/orgChart1"/>
     <dgm:cxn modelId="{F7010FC0-4E74-4654-998A-161C14E87B4E}" srcId="{3CE4E1C4-9CF5-43F5-8897-E3070C0B8A3B}" destId="{D3B42C8C-7883-4037-9AD9-EE4F5B5C0589}" srcOrd="2" destOrd="0" parTransId="{40A65499-0C98-4A5A-905A-4D36440236AF}" sibTransId="{51184710-4F41-4ECE-9D45-19D5866D9367}"/>
     <dgm:cxn modelId="{D3B8A3C9-4599-4459-9C70-02BDF437BC9B}" type="presOf" srcId="{0B1C19D9-2AD3-4581-B392-5320DFD56549}" destId="{A6A13846-79E9-4ABE-9C76-ADB1BF99770A}" srcOrd="1" destOrd="0" presId="urn:microsoft.com/office/officeart/2005/8/layout/orgChart1"/>
-    <dgm:cxn modelId="{A7A4C8CA-FF0E-42A4-8004-B69DD08C221F}" srcId="{B3300D36-66FF-451F-AECE-72F7ADD9488C}" destId="{B93C7484-66AE-4D96-9BEF-7F4666349FB0}" srcOrd="2" destOrd="0" parTransId="{65D18F1F-7777-4971-B76A-F8D5241E7903}" sibTransId="{9CF158F7-A7A9-44CF-B649-1645A05DD5DD}"/>
+    <dgm:cxn modelId="{A7A4C8CA-FF0E-42A4-8004-B69DD08C221F}" srcId="{B3300D36-66FF-451F-AECE-72F7ADD9488C}" destId="{B93C7484-66AE-4D96-9BEF-7F4666349FB0}" srcOrd="1" destOrd="0" parTransId="{65D18F1F-7777-4971-B76A-F8D5241E7903}" sibTransId="{9CF158F7-A7A9-44CF-B649-1645A05DD5DD}"/>
     <dgm:cxn modelId="{EFF686CE-7A04-4841-A041-DEEF307B959E}" type="presOf" srcId="{A49D709B-34BD-4913-9167-AB1765DD25C4}" destId="{82360CB7-D751-455F-8991-9E0CB1368123}" srcOrd="0" destOrd="0" presId="urn:microsoft.com/office/officeart/2005/8/layout/orgChart1"/>
     <dgm:cxn modelId="{BBD915CF-5163-4295-8AFB-24715725D985}" type="presOf" srcId="{4ECEEC80-E639-4092-A7AD-76F45CD97BFB}" destId="{1CD3BE1F-AF9A-4049-88DD-35FB83209BE5}" srcOrd="0" destOrd="0" presId="urn:microsoft.com/office/officeart/2005/8/layout/orgChart1"/>
     <dgm:cxn modelId="{3661E1DA-B452-4990-BA61-8D1EBD3EE8A4}" type="presOf" srcId="{0CF4057C-7E70-4983-90B4-716077DA8BD8}" destId="{2553A8FE-B7AC-4A02-A132-C3E30890BA4E}" srcOrd="0" destOrd="0" presId="urn:microsoft.com/office/officeart/2005/8/layout/orgChart1"/>
@@ -37109,22 +36803,15 @@
     <dgm:cxn modelId="{2B781053-A4A2-4912-B874-AA35DD5BFA7B}" type="presParOf" srcId="{F52CAD80-AB5A-405F-9789-18D57213D001}" destId="{98DBF4A2-C8EA-4D81-B3E8-1B58416CDB49}" srcOrd="0" destOrd="0" presId="urn:microsoft.com/office/officeart/2005/8/layout/orgChart1"/>
     <dgm:cxn modelId="{11E6A149-81F9-4335-A1F7-34BD1A8177C7}" type="presParOf" srcId="{F52CAD80-AB5A-405F-9789-18D57213D001}" destId="{B7A9DE1C-8AEE-4095-BAF2-0F69617ECA8A}" srcOrd="1" destOrd="0" presId="urn:microsoft.com/office/officeart/2005/8/layout/orgChart1"/>
     <dgm:cxn modelId="{CCA0AB6B-6D0D-45A9-A899-D47B5C2D240A}" type="presParOf" srcId="{2C07F4A1-A70A-4629-BAF2-CF807564A0FD}" destId="{95C39B2A-F41B-4744-ADA5-55E0B02B89A0}" srcOrd="1" destOrd="0" presId="urn:microsoft.com/office/officeart/2005/8/layout/orgChart1"/>
-    <dgm:cxn modelId="{B12E1161-6C0E-4ADF-A3A5-645075CA0648}" type="presParOf" srcId="{95C39B2A-F41B-4744-ADA5-55E0B02B89A0}" destId="{2FD19373-DBFB-45FA-ABA6-095D7757D9E4}" srcOrd="0" destOrd="0" presId="urn:microsoft.com/office/officeart/2005/8/layout/orgChart1"/>
-    <dgm:cxn modelId="{268688E0-47AE-401D-9967-8DDE3171DCC3}" type="presParOf" srcId="{95C39B2A-F41B-4744-ADA5-55E0B02B89A0}" destId="{0F4DE3FA-D0CB-41F7-A7B8-F8029868B49F}" srcOrd="1" destOrd="0" presId="urn:microsoft.com/office/officeart/2005/8/layout/orgChart1"/>
-    <dgm:cxn modelId="{3C2F0613-F485-495D-AD64-029B1854B8A4}" type="presParOf" srcId="{0F4DE3FA-D0CB-41F7-A7B8-F8029868B49F}" destId="{7D103E70-80A2-45FA-B0F0-C1957AD55A5A}" srcOrd="0" destOrd="0" presId="urn:microsoft.com/office/officeart/2005/8/layout/orgChart1"/>
-    <dgm:cxn modelId="{4E4BF8C9-8955-4F28-A5D7-51354A2990F9}" type="presParOf" srcId="{7D103E70-80A2-45FA-B0F0-C1957AD55A5A}" destId="{5F49D282-02E3-4F42-B397-7F577E1B06D9}" srcOrd="0" destOrd="0" presId="urn:microsoft.com/office/officeart/2005/8/layout/orgChart1"/>
-    <dgm:cxn modelId="{D0E71F16-2060-4296-BF34-7C919D1EF2A7}" type="presParOf" srcId="{7D103E70-80A2-45FA-B0F0-C1957AD55A5A}" destId="{82E8A432-3626-4087-BA30-D6EEE53764D0}" srcOrd="1" destOrd="0" presId="urn:microsoft.com/office/officeart/2005/8/layout/orgChart1"/>
-    <dgm:cxn modelId="{50D08826-5C86-4E66-AC63-ED9A24A2BF4F}" type="presParOf" srcId="{0F4DE3FA-D0CB-41F7-A7B8-F8029868B49F}" destId="{428B3150-7590-4C6D-96E4-2F7CCF333E5B}" srcOrd="1" destOrd="0" presId="urn:microsoft.com/office/officeart/2005/8/layout/orgChart1"/>
-    <dgm:cxn modelId="{2AB8CCF2-8D0A-421D-AAFC-189D576F5EDF}" type="presParOf" srcId="{0F4DE3FA-D0CB-41F7-A7B8-F8029868B49F}" destId="{C84EEB72-EEB4-47FD-A299-236A26B05161}" srcOrd="2" destOrd="0" presId="urn:microsoft.com/office/officeart/2005/8/layout/orgChart1"/>
-    <dgm:cxn modelId="{F79DDAFF-3D72-4207-8B8D-9B7A882C7872}" type="presParOf" srcId="{95C39B2A-F41B-4744-ADA5-55E0B02B89A0}" destId="{5FD4966F-2172-4E1E-ADDD-97649BEF0493}" srcOrd="2" destOrd="0" presId="urn:microsoft.com/office/officeart/2005/8/layout/orgChart1"/>
-    <dgm:cxn modelId="{BF7AFD03-E5CE-4F24-843F-2F881240EBF5}" type="presParOf" srcId="{95C39B2A-F41B-4744-ADA5-55E0B02B89A0}" destId="{1193DC8B-8F15-4453-9695-44475EBB4D69}" srcOrd="3" destOrd="0" presId="urn:microsoft.com/office/officeart/2005/8/layout/orgChart1"/>
+    <dgm:cxn modelId="{F79DDAFF-3D72-4207-8B8D-9B7A882C7872}" type="presParOf" srcId="{95C39B2A-F41B-4744-ADA5-55E0B02B89A0}" destId="{5FD4966F-2172-4E1E-ADDD-97649BEF0493}" srcOrd="0" destOrd="0" presId="urn:microsoft.com/office/officeart/2005/8/layout/orgChart1"/>
+    <dgm:cxn modelId="{BF7AFD03-E5CE-4F24-843F-2F881240EBF5}" type="presParOf" srcId="{95C39B2A-F41B-4744-ADA5-55E0B02B89A0}" destId="{1193DC8B-8F15-4453-9695-44475EBB4D69}" srcOrd="1" destOrd="0" presId="urn:microsoft.com/office/officeart/2005/8/layout/orgChart1"/>
     <dgm:cxn modelId="{193F428B-E35A-4924-A532-F29FE7C80AD8}" type="presParOf" srcId="{1193DC8B-8F15-4453-9695-44475EBB4D69}" destId="{7595191B-A958-481C-AB29-89E05273670B}" srcOrd="0" destOrd="0" presId="urn:microsoft.com/office/officeart/2005/8/layout/orgChart1"/>
     <dgm:cxn modelId="{793AE1B6-0AE4-4AD7-90B8-7CE4F2AFDDCE}" type="presParOf" srcId="{7595191B-A958-481C-AB29-89E05273670B}" destId="{80BDF85B-86FC-4D24-9A1E-62B59D6FAF3F}" srcOrd="0" destOrd="0" presId="urn:microsoft.com/office/officeart/2005/8/layout/orgChart1"/>
     <dgm:cxn modelId="{5E9647B9-BBED-4A4D-8645-09306EE6AFE6}" type="presParOf" srcId="{7595191B-A958-481C-AB29-89E05273670B}" destId="{4461512F-C548-44CB-A1A2-9254245A515F}" srcOrd="1" destOrd="0" presId="urn:microsoft.com/office/officeart/2005/8/layout/orgChart1"/>
     <dgm:cxn modelId="{43458BFE-75FF-4DA4-96E9-46DD34CEB0F0}" type="presParOf" srcId="{1193DC8B-8F15-4453-9695-44475EBB4D69}" destId="{A881F9BD-BA41-42DB-A074-BB63DB7D2A74}" srcOrd="1" destOrd="0" presId="urn:microsoft.com/office/officeart/2005/8/layout/orgChart1"/>
     <dgm:cxn modelId="{4884718A-E2F8-479E-86B0-9E1C68CB36C6}" type="presParOf" srcId="{1193DC8B-8F15-4453-9695-44475EBB4D69}" destId="{1B5E5552-FA5E-4921-9633-0B1C933292B1}" srcOrd="2" destOrd="0" presId="urn:microsoft.com/office/officeart/2005/8/layout/orgChart1"/>
-    <dgm:cxn modelId="{A68E262A-C65A-47EF-9931-391D7C106D25}" type="presParOf" srcId="{95C39B2A-F41B-4744-ADA5-55E0B02B89A0}" destId="{7168D5D5-1231-441A-AB9B-6AF92EC4AE56}" srcOrd="4" destOrd="0" presId="urn:microsoft.com/office/officeart/2005/8/layout/orgChart1"/>
-    <dgm:cxn modelId="{4BE9F499-C38D-4D35-9690-2131BD5C5613}" type="presParOf" srcId="{95C39B2A-F41B-4744-ADA5-55E0B02B89A0}" destId="{074B58A0-3FCF-4F71-B11B-E308F2C3A2C8}" srcOrd="5" destOrd="0" presId="urn:microsoft.com/office/officeart/2005/8/layout/orgChart1"/>
+    <dgm:cxn modelId="{A68E262A-C65A-47EF-9931-391D7C106D25}" type="presParOf" srcId="{95C39B2A-F41B-4744-ADA5-55E0B02B89A0}" destId="{7168D5D5-1231-441A-AB9B-6AF92EC4AE56}" srcOrd="2" destOrd="0" presId="urn:microsoft.com/office/officeart/2005/8/layout/orgChart1"/>
+    <dgm:cxn modelId="{4BE9F499-C38D-4D35-9690-2131BD5C5613}" type="presParOf" srcId="{95C39B2A-F41B-4744-ADA5-55E0B02B89A0}" destId="{074B58A0-3FCF-4F71-B11B-E308F2C3A2C8}" srcOrd="3" destOrd="0" presId="urn:microsoft.com/office/officeart/2005/8/layout/orgChart1"/>
     <dgm:cxn modelId="{881D6CAB-3E17-4E17-8EA7-1C58B05F1D99}" type="presParOf" srcId="{074B58A0-3FCF-4F71-B11B-E308F2C3A2C8}" destId="{9099AC7C-23A2-416D-AB3B-14872A79CFE0}" srcOrd="0" destOrd="0" presId="urn:microsoft.com/office/officeart/2005/8/layout/orgChart1"/>
     <dgm:cxn modelId="{DC1BDA0E-2B4B-4669-BE85-EDAA9CF41D16}" type="presParOf" srcId="{9099AC7C-23A2-416D-AB3B-14872A79CFE0}" destId="{7D6D6707-545F-40FD-B1B3-E11CD1FFC52F}" srcOrd="0" destOrd="0" presId="urn:microsoft.com/office/officeart/2005/8/layout/orgChart1"/>
     <dgm:cxn modelId="{152D4A45-C291-42A2-8A24-25ADA3EC35F4}" type="presParOf" srcId="{9099AC7C-23A2-416D-AB3B-14872A79CFE0}" destId="{777D7AD3-7CC9-4F65-9509-3E04FDE3FC32}" srcOrd="1" destOrd="0" presId="urn:microsoft.com/office/officeart/2005/8/layout/orgChart1"/>
@@ -37858,63 +37545,6 @@
       <dsp:spPr>
         <a:xfrm>
           <a:off x="5096478" y="1870321"/>
-          <a:ext cx="177226" cy="1220520"/>
-        </a:xfrm>
-        <a:custGeom>
-          <a:avLst/>
-          <a:gdLst/>
-          <a:ahLst/>
-          <a:cxnLst/>
-          <a:rect l="0" t="0" r="0" b="0"/>
-          <a:pathLst>
-            <a:path>
-              <a:moveTo>
-                <a:pt x="0" y="0"/>
-              </a:moveTo>
-              <a:lnTo>
-                <a:pt x="0" y="1220520"/>
-              </a:lnTo>
-              <a:lnTo>
-                <a:pt x="177226" y="1220520"/>
-              </a:lnTo>
-            </a:path>
-          </a:pathLst>
-        </a:custGeom>
-        <a:noFill/>
-        <a:ln w="25400" cap="flat" cmpd="sng" algn="ctr">
-          <a:solidFill>
-            <a:schemeClr val="accent6">
-              <a:hueOff val="0"/>
-              <a:satOff val="0"/>
-              <a:lumOff val="0"/>
-              <a:alphaOff val="0"/>
-            </a:schemeClr>
-          </a:solidFill>
-          <a:prstDash val="solid"/>
-        </a:ln>
-        <a:effectLst/>
-      </dsp:spPr>
-      <dsp:style>
-        <a:lnRef idx="2">
-          <a:scrgbClr r="0" g="0" b="0"/>
-        </a:lnRef>
-        <a:fillRef idx="0">
-          <a:scrgbClr r="0" g="0" b="0"/>
-        </a:fillRef>
-        <a:effectRef idx="0">
-          <a:scrgbClr r="0" g="0" b="0"/>
-        </a:effectRef>
-        <a:fontRef idx="minor"/>
-      </dsp:style>
-    </dsp:sp>
-    <dsp:sp modelId="{5FD4966F-2172-4E1E-ADDD-97649BEF0493}">
-      <dsp:nvSpPr>
-        <dsp:cNvPr id="0" name=""/>
-        <dsp:cNvSpPr/>
-      </dsp:nvSpPr>
-      <dsp:spPr>
-        <a:xfrm>
-          <a:off x="5096478" y="1870321"/>
           <a:ext cx="177226" cy="737143"/>
         </a:xfrm>
         <a:custGeom>
@@ -37964,7 +37594,7 @@
         <a:fontRef idx="minor"/>
       </dsp:style>
     </dsp:sp>
-    <dsp:sp modelId="{2FD19373-DBFB-45FA-ABA6-095D7757D9E4}">
+    <dsp:sp modelId="{5FD4966F-2172-4E1E-ADDD-97649BEF0493}">
       <dsp:nvSpPr>
         <dsp:cNvPr id="0" name=""/>
         <dsp:cNvSpPr/>
@@ -40255,7 +39885,7 @@
         <a:ext cx="1184662" cy="340406"/>
       </dsp:txXfrm>
     </dsp:sp>
-    <dsp:sp modelId="{5F49D282-02E3-4F42-B397-7F577E1B06D9}">
+    <dsp:sp modelId="{80BDF85B-86FC-4D24-9A1E-62B59D6FAF3F}">
       <dsp:nvSpPr>
         <dsp:cNvPr id="0" name=""/>
         <dsp:cNvSpPr/>
@@ -40323,7 +39953,7 @@
           </a:pPr>
           <a:r>
             <a:rPr lang="es-CO" sz="1000" kern="1200"/>
-            <a:t>Plagio</a:t>
+            <a:t>Citación</a:t>
           </a:r>
         </a:p>
       </dsp:txBody>
@@ -40332,7 +39962,7 @@
         <a:ext cx="680813" cy="340406"/>
       </dsp:txXfrm>
     </dsp:sp>
-    <dsp:sp modelId="{80BDF85B-86FC-4D24-9A1E-62B59D6FAF3F}">
+    <dsp:sp modelId="{7D6D6707-545F-40FD-B1B3-E11CD1FFC52F}">
       <dsp:nvSpPr>
         <dsp:cNvPr id="0" name=""/>
         <dsp:cNvSpPr/>
@@ -40400,89 +40030,12 @@
           </a:pPr>
           <a:r>
             <a:rPr lang="es-CO" sz="1000" kern="1200"/>
-            <a:t>Citación</a:t>
+            <a:t>Referencias</a:t>
           </a:r>
         </a:p>
       </dsp:txBody>
       <dsp:txXfrm>
         <a:off x="5273705" y="2437261"/>
-        <a:ext cx="680813" cy="340406"/>
-      </dsp:txXfrm>
-    </dsp:sp>
-    <dsp:sp modelId="{7D6D6707-545F-40FD-B1B3-E11CD1FFC52F}">
-      <dsp:nvSpPr>
-        <dsp:cNvPr id="0" name=""/>
-        <dsp:cNvSpPr/>
-      </dsp:nvSpPr>
-      <dsp:spPr>
-        <a:xfrm>
-          <a:off x="5273705" y="2920638"/>
-          <a:ext cx="680813" cy="340406"/>
-        </a:xfrm>
-        <a:prstGeom prst="rect">
-          <a:avLst/>
-        </a:prstGeom>
-        <a:solidFill>
-          <a:schemeClr val="accent6">
-            <a:hueOff val="0"/>
-            <a:satOff val="0"/>
-            <a:lumOff val="0"/>
-            <a:alphaOff val="0"/>
-          </a:schemeClr>
-        </a:solidFill>
-        <a:ln w="25400" cap="flat" cmpd="sng" algn="ctr">
-          <a:solidFill>
-            <a:schemeClr val="lt1">
-              <a:hueOff val="0"/>
-              <a:satOff val="0"/>
-              <a:lumOff val="0"/>
-              <a:alphaOff val="0"/>
-            </a:schemeClr>
-          </a:solidFill>
-          <a:prstDash val="solid"/>
-        </a:ln>
-        <a:effectLst/>
-      </dsp:spPr>
-      <dsp:style>
-        <a:lnRef idx="2">
-          <a:scrgbClr r="0" g="0" b="0"/>
-        </a:lnRef>
-        <a:fillRef idx="1">
-          <a:scrgbClr r="0" g="0" b="0"/>
-        </a:fillRef>
-        <a:effectRef idx="0">
-          <a:scrgbClr r="0" g="0" b="0"/>
-        </a:effectRef>
-        <a:fontRef idx="minor">
-          <a:schemeClr val="lt1"/>
-        </a:fontRef>
-      </dsp:style>
-      <dsp:txBody>
-        <a:bodyPr spcFirstLastPara="0" vert="horz" wrap="square" lIns="6350" tIns="6350" rIns="6350" bIns="6350" numCol="1" spcCol="1270" anchor="ctr" anchorCtr="0">
-          <a:noAutofit/>
-        </a:bodyPr>
-        <a:lstStyle/>
-        <a:p>
-          <a:pPr marL="0" lvl="0" indent="0" algn="ctr" defTabSz="444500">
-            <a:lnSpc>
-              <a:spcPct val="90000"/>
-            </a:lnSpc>
-            <a:spcBef>
-              <a:spcPct val="0"/>
-            </a:spcBef>
-            <a:spcAft>
-              <a:spcPct val="35000"/>
-            </a:spcAft>
-            <a:buNone/>
-          </a:pPr>
-          <a:r>
-            <a:rPr lang="es-CO" sz="1000" kern="1200"/>
-            <a:t>Referencias</a:t>
-          </a:r>
-        </a:p>
-      </dsp:txBody>
-      <dsp:txXfrm>
-        <a:off x="5273705" y="2920638"/>
         <a:ext cx="680813" cy="340406"/>
       </dsp:txXfrm>
     </dsp:sp>
@@ -44432,13 +43985,18 @@
 </file>
 
 <file path=customXml/item1.xml><?xml version="1.0" encoding="utf-8"?>
-<b:Sources xmlns:b="http://schemas.openxmlformats.org/officeDocument/2006/bibliography" xmlns="http://schemas.openxmlformats.org/officeDocument/2006/bibliography" SelectedStyle="\APASixthEditionOfficeOnline.xsl" StyleName="APA" Version="6"/>
+<p:properties xmlns:p="http://schemas.microsoft.com/office/2006/metadata/properties" xmlns:xsi="http://www.w3.org/2001/XMLSchema-instance" xmlns:pc="http://schemas.microsoft.com/office/infopath/2007/PartnerControls">
+  <documentManagement>
+    <TaxCatchAll xmlns="13c90a0b-73bc-4dc0-be5f-28d77b615beb" xsi:nil="true"/>
+    <lcf76f155ced4ddcb4097134ff3c332f xmlns="13c93bba-48ce-428c-bfe5-88b42c19b028">
+      <Terms xmlns="http://schemas.microsoft.com/office/infopath/2007/PartnerControls"/>
+    </lcf76f155ced4ddcb4097134ff3c332f>
+  </documentManagement>
+</p:properties>
 </file>
 
 <file path=customXml/item2.xml><?xml version="1.0" encoding="utf-8"?>
-<go:gDocsCustomXmlDataStorage xmlns:go="http://customooxmlschemas.google.com/" xmlns:r="http://schemas.openxmlformats.org/officeDocument/2006/relationships">
-  <go:docsCustomData xmlns:go="http://customooxmlschemas.google.com/" roundtripDataSignature="AMtx7mh3w1sXrKwdjzYCxjbwPkf7wsIk5w==">AMUW2mWhRc/xLonLdtoI8dz4BVu2GREgE7++Eme5Ko+W5/2G+QfXPKxV7NwLPPaJ77IM2LrlHDguxVZnDKcg4iQIvJIe+zJ9DBWjUaWFI+z0k4HbdiCFsJo=</go:docsCustomData>
-</go:gDocsCustomXmlDataStorage>
+<b:Sources xmlns:b="http://schemas.openxmlformats.org/officeDocument/2006/bibliography" xmlns="http://schemas.openxmlformats.org/officeDocument/2006/bibliography" SelectedStyle="\APASixthEditionOfficeOnline.xsl" StyleName="APA" Version="6"/>
 </file>
 
 <file path=customXml/item3.xml><?xml version="1.0" encoding="utf-8"?>
@@ -44451,8 +44009,23 @@
 </file>
 
 <file path=customXml/item4.xml><?xml version="1.0" encoding="utf-8"?>
-<ct:contentTypeSchema xmlns:ct="http://schemas.microsoft.com/office/2006/metadata/contentType" xmlns:ma="http://schemas.microsoft.com/office/2006/metadata/properties/metaAttributes" ct:_="" ma:_="" ma:contentTypeName="Documento" ma:contentTypeID="0x0101006A81D6BD42E8DF4C91013959704817E1" ma:contentTypeVersion="14" ma:contentTypeDescription="Crear nuevo documento." ma:contentTypeScope="" ma:versionID="cd14e03e9fc6eb087109c39a3de1a2a7">
-  <xsd:schema xmlns:xsd="http://www.w3.org/2001/XMLSchema" xmlns:xs="http://www.w3.org/2001/XMLSchema" xmlns:p="http://schemas.microsoft.com/office/2006/metadata/properties" xmlns:ns2="13c90a0b-73bc-4dc0-be5f-28d77b615beb" xmlns:ns3="13c93bba-48ce-428c-bfe5-88b42c19b028" targetNamespace="http://schemas.microsoft.com/office/2006/metadata/properties" ma:root="true" ma:fieldsID="247ff0312e87511bd2ce05ea47f33022" ns2:_="" ns3:_="">
+<?mso-contentType ?>
+<FormTemplates xmlns="http://schemas.microsoft.com/sharepoint/v3/contenttype/forms">
+  <Display>DocumentLibraryForm</Display>
+  <Edit>DocumentLibraryForm</Edit>
+  <New>DocumentLibraryForm</New>
+</FormTemplates>
+</file>
+
+<file path=customXml/item5.xml><?xml version="1.0" encoding="utf-8"?>
+<go:gDocsCustomXmlDataStorage xmlns:go="http://customooxmlschemas.google.com/" xmlns:r="http://schemas.openxmlformats.org/officeDocument/2006/relationships">
+  <go:docsCustomData xmlns:go="http://customooxmlschemas.google.com/" roundtripDataSignature="AMtx7mh3w1sXrKwdjzYCxjbwPkf7wsIk5w==">AMUW2mWhRc/xLonLdtoI8dz4BVu2GREgE7++Eme5Ko+W5/2G+QfXPKxV7NwLPPaJ77IM2LrlHDguxVZnDKcg4iQIvJIe+zJ9DBWjUaWFI+z0k4HbdiCFsJo=</go:docsCustomData>
+</go:gDocsCustomXmlDataStorage>
+</file>
+
+<file path=customXml/item6.xml><?xml version="1.0" encoding="utf-8"?>
+<ct:contentTypeSchema xmlns:ct="http://schemas.microsoft.com/office/2006/metadata/contentType" xmlns:ma="http://schemas.microsoft.com/office/2006/metadata/properties/metaAttributes" ct:_="" ma:_="" ma:contentTypeName="Documento" ma:contentTypeID="0x0101006A81D6BD42E8DF4C91013959704817E1" ma:contentTypeVersion="15" ma:contentTypeDescription="Crear nuevo documento." ma:contentTypeScope="" ma:versionID="bf4f72ffd194f0963ff564daca6869f7">
+  <xsd:schema xmlns:xsd="http://www.w3.org/2001/XMLSchema" xmlns:xs="http://www.w3.org/2001/XMLSchema" xmlns:p="http://schemas.microsoft.com/office/2006/metadata/properties" xmlns:ns2="13c90a0b-73bc-4dc0-be5f-28d77b615beb" xmlns:ns3="13c93bba-48ce-428c-bfe5-88b42c19b028" targetNamespace="http://schemas.microsoft.com/office/2006/metadata/properties" ma:root="true" ma:fieldsID="8718d6f4873a5b1392a45044efa78385" ns2:_="" ns3:_="">
     <xsd:import namespace="13c90a0b-73bc-4dc0-be5f-28d77b615beb"/>
     <xsd:import namespace="13c93bba-48ce-428c-bfe5-88b42c19b028"/>
     <xsd:element name="properties">
@@ -44474,6 +44047,7 @@
                 <xsd:element ref="ns3:lcf76f155ced4ddcb4097134ff3c332f" minOccurs="0"/>
                 <xsd:element ref="ns2:TaxCatchAll" minOccurs="0"/>
                 <xsd:element ref="ns3:MediaServiceOCR" minOccurs="0"/>
+                <xsd:element ref="ns3:MediaServiceLocation" minOccurs="0"/>
               </xsd:all>
             </xsd:complexType>
           </xsd:element>
@@ -44579,6 +44153,11 @@
         </xsd:restriction>
       </xsd:simpleType>
     </xsd:element>
+    <xsd:element name="MediaServiceLocation" ma:index="22" nillable="true" ma:displayName="Location" ma:description="" ma:indexed="true" ma:internalName="MediaServiceLocation" ma:readOnly="true">
+      <xsd:simpleType>
+        <xsd:restriction base="dms:Text"/>
+      </xsd:simpleType>
+    </xsd:element>
   </xsd:schema>
   <xsd:schema xmlns="http://schemas.openxmlformats.org/package/2006/metadata/core-properties" xmlns:xsd="http://www.w3.org/2001/XMLSchema" xmlns:xsi="http://www.w3.org/2001/XMLSchema-instance" xmlns:dc="http://purl.org/dc/elements/1.1/" xmlns:dcterms="http://purl.org/dc/terms/" xmlns:odoc="http://schemas.microsoft.com/internal/obd" targetNamespace="http://schemas.openxmlformats.org/package/2006/metadata/core-properties" elementFormDefault="qualified" attributeFormDefault="unqualified" blockDefault="#all">
     <xsd:import namespace="http://purl.org/dc/elements/1.1/" schemaLocation="http://dublincore.org/schemas/xmls/qdc/2003/04/02/dc.xsd"/>
@@ -44679,39 +44258,21 @@
 </ct:contentTypeSchema>
 </file>
 
-<file path=customXml/item5.xml><?xml version="1.0" encoding="utf-8"?>
-<?mso-contentType ?>
-<FormTemplates xmlns="http://schemas.microsoft.com/sharepoint/v3/contenttype/forms">
-  <Display>DocumentLibraryForm</Display>
-  <Edit>DocumentLibraryForm</Edit>
-  <New>DocumentLibraryForm</New>
-</FormTemplates>
-</file>
-
-<file path=customXml/item6.xml><?xml version="1.0" encoding="utf-8"?>
-<p:properties xmlns:p="http://schemas.microsoft.com/office/2006/metadata/properties" xmlns:xsi="http://www.w3.org/2001/XMLSchema-instance" xmlns:pc="http://schemas.microsoft.com/office/infopath/2007/PartnerControls">
-  <documentManagement>
-    <TaxCatchAll xmlns="13c90a0b-73bc-4dc0-be5f-28d77b615beb" xsi:nil="true"/>
-    <lcf76f155ced4ddcb4097134ff3c332f xmlns="13c93bba-48ce-428c-bfe5-88b42c19b028">
-      <Terms xmlns="http://schemas.microsoft.com/office/infopath/2007/PartnerControls"/>
-    </lcf76f155ced4ddcb4097134ff3c332f>
-  </documentManagement>
-</p:properties>
-</file>
-
 <file path=customXml/itemProps1.xml><?xml version="1.0" encoding="utf-8"?>
-<ds:datastoreItem xmlns:ds="http://schemas.openxmlformats.org/officeDocument/2006/customXml" ds:itemID="{70E36FA6-3B36-4862-AFAB-05DA1989D942}">
+<ds:datastoreItem xmlns:ds="http://schemas.openxmlformats.org/officeDocument/2006/customXml" ds:itemID="{9D9B1A75-0210-4935-8179-95DF20A26AD1}">
   <ds:schemaRefs>
-    <ds:schemaRef ds:uri="http://schemas.openxmlformats.org/officeDocument/2006/bibliography"/>
+    <ds:schemaRef ds:uri="http://schemas.microsoft.com/office/2006/metadata/properties"/>
+    <ds:schemaRef ds:uri="http://schemas.microsoft.com/office/infopath/2007/PartnerControls"/>
+    <ds:schemaRef ds:uri="13c90a0b-73bc-4dc0-be5f-28d77b615beb"/>
+    <ds:schemaRef ds:uri="13c93bba-48ce-428c-bfe5-88b42c19b028"/>
   </ds:schemaRefs>
 </ds:datastoreItem>
 </file>
 
 <file path=customXml/itemProps2.xml><?xml version="1.0" encoding="utf-8"?>
-<ds:datastoreItem xmlns:ds="http://schemas.openxmlformats.org/officeDocument/2006/customXml" ds:itemID="{11111111-1234-1234-1234-123412341234}">
+<ds:datastoreItem xmlns:ds="http://schemas.openxmlformats.org/officeDocument/2006/customXml" ds:itemID="{70E36FA6-3B36-4862-AFAB-05DA1989D942}">
   <ds:schemaRefs>
-    <ds:schemaRef ds:uri="http://customooxmlschemas.google.com/"/>
-    <ds:schemaRef ds:uri="http://schemas.openxmlformats.org/officeDocument/2006/relationships"/>
+    <ds:schemaRef ds:uri="http://schemas.openxmlformats.org/officeDocument/2006/bibliography"/>
   </ds:schemaRefs>
 </ds:datastoreItem>
 </file>
@@ -44725,25 +44286,6 @@
 </file>
 
 <file path=customXml/itemProps4.xml><?xml version="1.0" encoding="utf-8"?>
-<ds:datastoreItem xmlns:ds="http://schemas.openxmlformats.org/officeDocument/2006/customXml" ds:itemID="{66380733-0938-4576-AEA2-580CFB3FFACD}">
-  <ds:schemaRefs>
-    <ds:schemaRef ds:uri="http://schemas.microsoft.com/office/2006/metadata/contentType"/>
-    <ds:schemaRef ds:uri="http://schemas.microsoft.com/office/2006/metadata/properties/metaAttributes"/>
-    <ds:schemaRef ds:uri="http://www.w3.org/2001/XMLSchema"/>
-    <ds:schemaRef ds:uri="http://schemas.microsoft.com/office/2006/metadata/properties"/>
-    <ds:schemaRef ds:uri="13c90a0b-73bc-4dc0-be5f-28d77b615beb"/>
-    <ds:schemaRef ds:uri="13c93bba-48ce-428c-bfe5-88b42c19b028"/>
-    <ds:schemaRef ds:uri="http://schemas.microsoft.com/office/2006/documentManagement/types"/>
-    <ds:schemaRef ds:uri="http://schemas.microsoft.com/office/infopath/2007/PartnerControls"/>
-    <ds:schemaRef ds:uri="http://schemas.openxmlformats.org/package/2006/metadata/core-properties"/>
-    <ds:schemaRef ds:uri="http://purl.org/dc/elements/1.1/"/>
-    <ds:schemaRef ds:uri="http://purl.org/dc/terms/"/>
-    <ds:schemaRef ds:uri="http://schemas.microsoft.com/internal/obd"/>
-  </ds:schemaRefs>
-</ds:datastoreItem>
-</file>
-
-<file path=customXml/itemProps5.xml><?xml version="1.0" encoding="utf-8"?>
 <ds:datastoreItem xmlns:ds="http://schemas.openxmlformats.org/officeDocument/2006/customXml" ds:itemID="{83102ECF-E44F-4F73-A78F-FE313D1BFB9A}">
   <ds:schemaRefs>
     <ds:schemaRef ds:uri="http://schemas.microsoft.com/sharepoint/v3/contenttype/forms"/>
@@ -44751,13 +44293,15 @@
 </ds:datastoreItem>
 </file>
 
-<file path=customXml/itemProps6.xml><?xml version="1.0" encoding="utf-8"?>
-<ds:datastoreItem xmlns:ds="http://schemas.openxmlformats.org/officeDocument/2006/customXml" ds:itemID="{9D9B1A75-0210-4935-8179-95DF20A26AD1}">
+<file path=customXml/itemProps5.xml><?xml version="1.0" encoding="utf-8"?>
+<ds:datastoreItem xmlns:ds="http://schemas.openxmlformats.org/officeDocument/2006/customXml" ds:itemID="{11111111-1234-1234-1234-123412341234}">
   <ds:schemaRefs>
-    <ds:schemaRef ds:uri="http://schemas.microsoft.com/office/2006/metadata/properties"/>
-    <ds:schemaRef ds:uri="http://schemas.microsoft.com/office/infopath/2007/PartnerControls"/>
-    <ds:schemaRef ds:uri="13c90a0b-73bc-4dc0-be5f-28d77b615beb"/>
-    <ds:schemaRef ds:uri="13c93bba-48ce-428c-bfe5-88b42c19b028"/>
+    <ds:schemaRef ds:uri="http://customooxmlschemas.google.com/"/>
+    <ds:schemaRef ds:uri="http://schemas.openxmlformats.org/officeDocument/2006/relationships"/>
   </ds:schemaRefs>
 </ds:datastoreItem>
+</file>
+
+<file path=customXml/itemProps6.xml><?xml version="1.0" encoding="utf-8"?>
+<ds:datastoreItem xmlns:ds="http://schemas.openxmlformats.org/officeDocument/2006/customXml" ds:itemID="{03BB4221-DC2A-4877-94C8-6626B4F9F93F}"/>
 </file>